--- a/BrewManager_Documentacion.docx
+++ b/BrewManager_Documentacion.docx
@@ -125,6 +125,70 @@
           <w:sz w:val="22"/>
         </w:rPr>
         <w:t>1.5  Validación final de la etapa (Prompt 1.8)</w:t>
+      </w:r>
+    </w:p>
+    <w:p>
+      <w:r>
+        <w:rPr>
+          <w:sz w:val="22"/>
+        </w:rPr>
+        <w:t>2.  Etapa 2: Diseño del Frontend antes de Programarlo</w:t>
+      </w:r>
+    </w:p>
+    <w:p>
+      <w:r>
+        <w:rPr>
+          <w:sz w:val="22"/>
+        </w:rPr>
+        <w:t>2.1  Identificación de pantallas (Prompt 2.1)</w:t>
+      </w:r>
+    </w:p>
+    <w:p>
+      <w:r>
+        <w:rPr>
+          <w:sz w:val="22"/>
+        </w:rPr>
+        <w:t>2.2  Mapa de navegación (Prompt 2.2)</w:t>
+      </w:r>
+    </w:p>
+    <w:p>
+      <w:r>
+        <w:rPr>
+          <w:sz w:val="22"/>
+        </w:rPr>
+        <w:t>2.3  Definición de formularios (Prompt 2.3)</w:t>
+      </w:r>
+    </w:p>
+    <w:p>
+      <w:r>
+        <w:rPr>
+          <w:sz w:val="22"/>
+        </w:rPr>
+        <w:t>2.4  Tablas, tarjetas y visualización de datos (Prompt 2.4)</w:t>
+      </w:r>
+    </w:p>
+    <w:p>
+      <w:r>
+        <w:rPr>
+          <w:sz w:val="22"/>
+        </w:rPr>
+        <w:t>2.5  Datos simulados (Prompt 2.5)</w:t>
+      </w:r>
+    </w:p>
+    <w:p>
+      <w:r>
+        <w:rPr>
+          <w:sz w:val="22"/>
+        </w:rPr>
+        <w:t>2.6  Estructura de carpetas (Prompt 2.6)</w:t>
+      </w:r>
+    </w:p>
+    <w:p>
+      <w:r>
+        <w:rPr>
+          <w:sz w:val="22"/>
+        </w:rPr>
+        <w:t>2.7  Validación final de la etapa 2 (Prompt 2.10)</w:t>
       </w:r>
     </w:p>
     <w:p>
@@ -3061,6 +3125,6318 @@
           <w:sz w:val="24"/>
         </w:rPr>
         <w:t>RESULTADO: Aprobado para pasar al diseño del frontend.</w:t>
+      </w:r>
+    </w:p>
+    <w:p>
+      <w:r>
+        <w:br w:type="page"/>
+      </w:r>
+    </w:p>
+    <w:p>
+      <w:pPr>
+        <w:pStyle w:val="Heading1"/>
+        <w:jc w:val="left"/>
+      </w:pPr>
+      <w:r>
+        <w:rPr>
+          <w:b/>
+          <w:color w:val="1F3864"/>
+        </w:rPr>
+        <w:t>Etapa 2: Diseño del Frontend antes de Programarlo</w:t>
+      </w:r>
+    </w:p>
+    <w:p>
+      <w:r>
+        <w:rPr>
+          <w:b w:val="0"/>
+          <w:i/>
+          <w:sz w:val="22"/>
+        </w:rPr>
+        <w:t>Objetivo: diseñar la estructura visual y funcional del sistema web antes de conectarlo con un backend real, definiendo las pantallas, formularios, menús, componentes, navegación, datos simulados y validaciones básicas del lado del cliente.</w:t>
+      </w:r>
+    </w:p>
+    <w:p/>
+    <w:p>
+      <w:pPr>
+        <w:pStyle w:val="Heading2"/>
+        <w:jc w:val="left"/>
+      </w:pPr>
+      <w:r>
+        <w:rPr>
+          <w:b/>
+          <w:color w:val="1F3864"/>
+        </w:rPr>
+        <w:t>2.1  Identificación de Pantallas — Prompt 2.1</w:t>
+      </w:r>
+    </w:p>
+    <w:p>
+      <w:r>
+        <w:rPr>
+          <w:b w:val="0"/>
+          <w:i w:val="0"/>
+          <w:sz w:val="22"/>
+        </w:rPr>
+        <w:t>Con base en los requerimientos aprobados se identificaron las siguientes pantallas para la primera versión del frontend de BrewManager.</w:t>
+      </w:r>
+    </w:p>
+    <w:p/>
+    <w:p>
+      <w:r>
+        <w:rPr>
+          <w:b/>
+          <w:color w:val="1F3864"/>
+          <w:sz w:val="22"/>
+        </w:rPr>
+        <w:t>P01 — Dashboard (Inicio)</w:t>
+      </w:r>
+    </w:p>
+    <w:p>
+      <w:r>
+        <w:rPr>
+          <w:b/>
+          <w:sz w:val="22"/>
+        </w:rPr>
+        <w:t xml:space="preserve">Objetivo: </w:t>
+      </w:r>
+      <w:r>
+        <w:rPr>
+          <w:sz w:val="22"/>
+        </w:rPr>
+        <w:t>Pantalla principal con resumen visual del negocio.</w:t>
+      </w:r>
+    </w:p>
+    <w:p>
+      <w:r>
+        <w:rPr>
+          <w:b/>
+          <w:sz w:val="22"/>
+        </w:rPr>
+        <w:t xml:space="preserve">Usuario: </w:t>
+      </w:r>
+      <w:r>
+        <w:rPr>
+          <w:sz w:val="22"/>
+        </w:rPr>
+        <w:t>Administrador, Cajero</w:t>
+      </w:r>
+    </w:p>
+    <w:p>
+      <w:r>
+        <w:rPr>
+          <w:b/>
+          <w:sz w:val="22"/>
+        </w:rPr>
+        <w:t xml:space="preserve">Información que muestra: </w:t>
+      </w:r>
+      <w:r>
+        <w:rPr>
+          <w:sz w:val="22"/>
+        </w:rPr>
+        <w:t>Total ventas del día, pedidos activos, clientes activos, productos disponibles.</w:t>
+      </w:r>
+    </w:p>
+    <w:p>
+      <w:r>
+        <w:rPr>
+          <w:b/>
+          <w:sz w:val="22"/>
+        </w:rPr>
+        <w:t xml:space="preserve">Acciones: </w:t>
+      </w:r>
+      <w:r>
+        <w:rPr>
+          <w:sz w:val="22"/>
+        </w:rPr>
+        <w:t>Navegar a cualquier módulo desde tarjetas o menú.</w:t>
+      </w:r>
+    </w:p>
+    <w:p/>
+    <w:p>
+      <w:r>
+        <w:rPr>
+          <w:b/>
+          <w:color w:val="1F3864"/>
+          <w:sz w:val="22"/>
+        </w:rPr>
+        <w:t>P02 — Login</w:t>
+      </w:r>
+    </w:p>
+    <w:p>
+      <w:r>
+        <w:rPr>
+          <w:b/>
+          <w:sz w:val="22"/>
+        </w:rPr>
+        <w:t xml:space="preserve">Objetivo: </w:t>
+      </w:r>
+      <w:r>
+        <w:rPr>
+          <w:sz w:val="22"/>
+        </w:rPr>
+        <w:t>Controlar el acceso al sistema.</w:t>
+      </w:r>
+    </w:p>
+    <w:p>
+      <w:r>
+        <w:rPr>
+          <w:b/>
+          <w:sz w:val="22"/>
+        </w:rPr>
+        <w:t xml:space="preserve">Usuario: </w:t>
+      </w:r>
+      <w:r>
+        <w:rPr>
+          <w:sz w:val="22"/>
+        </w:rPr>
+        <w:t>Todos los usuarios</w:t>
+      </w:r>
+    </w:p>
+    <w:p>
+      <w:r>
+        <w:rPr>
+          <w:b/>
+          <w:sz w:val="22"/>
+        </w:rPr>
+        <w:t xml:space="preserve">Información que muestra: </w:t>
+      </w:r>
+      <w:r>
+        <w:rPr>
+          <w:sz w:val="22"/>
+        </w:rPr>
+        <w:t>Formulario de usuario y contraseña, logo del sistema.</w:t>
+      </w:r>
+    </w:p>
+    <w:p>
+      <w:r>
+        <w:rPr>
+          <w:b/>
+          <w:sz w:val="22"/>
+        </w:rPr>
+        <w:t xml:space="preserve">Acciones: </w:t>
+      </w:r>
+      <w:r>
+        <w:rPr>
+          <w:sz w:val="22"/>
+        </w:rPr>
+        <w:t>Iniciar sesión.</w:t>
+      </w:r>
+    </w:p>
+    <w:p/>
+    <w:p>
+      <w:r>
+        <w:rPr>
+          <w:b/>
+          <w:color w:val="1F3864"/>
+          <w:sz w:val="22"/>
+        </w:rPr>
+        <w:t>P03 — Listado de Clientes</w:t>
+      </w:r>
+    </w:p>
+    <w:p>
+      <w:r>
+        <w:rPr>
+          <w:b/>
+          <w:sz w:val="22"/>
+        </w:rPr>
+        <w:t xml:space="preserve">Objetivo: </w:t>
+      </w:r>
+      <w:r>
+        <w:rPr>
+          <w:sz w:val="22"/>
+        </w:rPr>
+        <w:t>Ver y gestionar todos los clientes registrados.</w:t>
+      </w:r>
+    </w:p>
+    <w:p>
+      <w:r>
+        <w:rPr>
+          <w:b/>
+          <w:sz w:val="22"/>
+        </w:rPr>
+        <w:t xml:space="preserve">Usuario: </w:t>
+      </w:r>
+      <w:r>
+        <w:rPr>
+          <w:sz w:val="22"/>
+        </w:rPr>
+        <w:t>Administrador, Cajero</w:t>
+      </w:r>
+    </w:p>
+    <w:p>
+      <w:r>
+        <w:rPr>
+          <w:b/>
+          <w:sz w:val="22"/>
+        </w:rPr>
+        <w:t xml:space="preserve">Información que muestra: </w:t>
+      </w:r>
+      <w:r>
+        <w:rPr>
+          <w:sz w:val="22"/>
+        </w:rPr>
+        <w:t>Tabla con id, nombres, apellidos, identificacion, telefono, celular, correo, estadoCivil, estado.</w:t>
+      </w:r>
+    </w:p>
+    <w:p>
+      <w:r>
+        <w:rPr>
+          <w:b/>
+          <w:sz w:val="22"/>
+        </w:rPr>
+        <w:t xml:space="preserve">Acciones: </w:t>
+      </w:r>
+      <w:r>
+        <w:rPr>
+          <w:sz w:val="22"/>
+        </w:rPr>
+        <w:t>Buscar, Ver detalle, Editar, Cambiar estado, Nuevo cliente.</w:t>
+      </w:r>
+    </w:p>
+    <w:p/>
+    <w:p>
+      <w:r>
+        <w:rPr>
+          <w:b/>
+          <w:color w:val="1F3864"/>
+          <w:sz w:val="22"/>
+        </w:rPr>
+        <w:t>P04 — Formulario de Cliente (Registro / Edición)</w:t>
+      </w:r>
+    </w:p>
+    <w:p>
+      <w:r>
+        <w:rPr>
+          <w:b/>
+          <w:sz w:val="22"/>
+        </w:rPr>
+        <w:t xml:space="preserve">Objetivo: </w:t>
+      </w:r>
+      <w:r>
+        <w:rPr>
+          <w:sz w:val="22"/>
+        </w:rPr>
+        <w:t>Registrar un nuevo cliente o editar uno existente.</w:t>
+      </w:r>
+    </w:p>
+    <w:p>
+      <w:r>
+        <w:rPr>
+          <w:b/>
+          <w:sz w:val="22"/>
+        </w:rPr>
+        <w:t xml:space="preserve">Usuario: </w:t>
+      </w:r>
+      <w:r>
+        <w:rPr>
+          <w:sz w:val="22"/>
+        </w:rPr>
+        <w:t>Administrador, Cajero</w:t>
+      </w:r>
+    </w:p>
+    <w:p>
+      <w:r>
+        <w:rPr>
+          <w:b/>
+          <w:sz w:val="22"/>
+        </w:rPr>
+        <w:t xml:space="preserve">Información que muestra: </w:t>
+      </w:r>
+      <w:r>
+        <w:rPr>
+          <w:sz w:val="22"/>
+        </w:rPr>
+        <w:t>Formulario completo con todos los campos del módulo Clientes.</w:t>
+      </w:r>
+    </w:p>
+    <w:p>
+      <w:r>
+        <w:rPr>
+          <w:b/>
+          <w:sz w:val="22"/>
+        </w:rPr>
+        <w:t xml:space="preserve">Acciones: </w:t>
+      </w:r>
+      <w:r>
+        <w:rPr>
+          <w:sz w:val="22"/>
+        </w:rPr>
+        <w:t>Guardar, Cancelar.</w:t>
+      </w:r>
+    </w:p>
+    <w:p/>
+    <w:p>
+      <w:r>
+        <w:rPr>
+          <w:b/>
+          <w:color w:val="1F3864"/>
+          <w:sz w:val="22"/>
+        </w:rPr>
+        <w:t>P05 — Detalle de Cliente</w:t>
+      </w:r>
+    </w:p>
+    <w:p>
+      <w:r>
+        <w:rPr>
+          <w:b/>
+          <w:sz w:val="22"/>
+        </w:rPr>
+        <w:t xml:space="preserve">Objetivo: </w:t>
+      </w:r>
+      <w:r>
+        <w:rPr>
+          <w:sz w:val="22"/>
+        </w:rPr>
+        <w:t>Consultar toda la información de un cliente específico.</w:t>
+      </w:r>
+    </w:p>
+    <w:p>
+      <w:r>
+        <w:rPr>
+          <w:b/>
+          <w:sz w:val="22"/>
+        </w:rPr>
+        <w:t xml:space="preserve">Usuario: </w:t>
+      </w:r>
+      <w:r>
+        <w:rPr>
+          <w:sz w:val="22"/>
+        </w:rPr>
+        <w:t>Administrador, Cajero</w:t>
+      </w:r>
+    </w:p>
+    <w:p>
+      <w:r>
+        <w:rPr>
+          <w:b/>
+          <w:sz w:val="22"/>
+        </w:rPr>
+        <w:t xml:space="preserve">Información que muestra: </w:t>
+      </w:r>
+      <w:r>
+        <w:rPr>
+          <w:sz w:val="22"/>
+        </w:rPr>
+        <w:t>Todos los campos del cliente + fecha de registro.</w:t>
+      </w:r>
+    </w:p>
+    <w:p>
+      <w:r>
+        <w:rPr>
+          <w:b/>
+          <w:sz w:val="22"/>
+        </w:rPr>
+        <w:t xml:space="preserve">Acciones: </w:t>
+      </w:r>
+      <w:r>
+        <w:rPr>
+          <w:sz w:val="22"/>
+        </w:rPr>
+        <w:t>Editar, Cambiar estado, Regresar al listado.</w:t>
+      </w:r>
+    </w:p>
+    <w:p/>
+    <w:p>
+      <w:r>
+        <w:rPr>
+          <w:b/>
+          <w:color w:val="1F3864"/>
+          <w:sz w:val="22"/>
+        </w:rPr>
+        <w:t>P06 — Listado de Productos</w:t>
+      </w:r>
+    </w:p>
+    <w:p>
+      <w:r>
+        <w:rPr>
+          <w:b/>
+          <w:sz w:val="22"/>
+        </w:rPr>
+        <w:t xml:space="preserve">Objetivo: </w:t>
+      </w:r>
+      <w:r>
+        <w:rPr>
+          <w:sz w:val="22"/>
+        </w:rPr>
+        <w:t>Ver y gestionar el menú del bar-café.</w:t>
+      </w:r>
+    </w:p>
+    <w:p>
+      <w:r>
+        <w:rPr>
+          <w:b/>
+          <w:sz w:val="22"/>
+        </w:rPr>
+        <w:t xml:space="preserve">Usuario: </w:t>
+      </w:r>
+      <w:r>
+        <w:rPr>
+          <w:sz w:val="22"/>
+        </w:rPr>
+        <w:t>Administrador</w:t>
+      </w:r>
+    </w:p>
+    <w:p>
+      <w:r>
+        <w:rPr>
+          <w:b/>
+          <w:sz w:val="22"/>
+        </w:rPr>
+        <w:t xml:space="preserve">Información que muestra: </w:t>
+      </w:r>
+      <w:r>
+        <w:rPr>
+          <w:sz w:val="22"/>
+        </w:rPr>
+        <w:t>Tabla con nombre, categoría, precio, disponibilidad.</w:t>
+      </w:r>
+    </w:p>
+    <w:p>
+      <w:r>
+        <w:rPr>
+          <w:b/>
+          <w:sz w:val="22"/>
+        </w:rPr>
+        <w:t xml:space="preserve">Acciones: </w:t>
+      </w:r>
+      <w:r>
+        <w:rPr>
+          <w:sz w:val="22"/>
+        </w:rPr>
+        <w:t>Nuevo producto, Editar, Cambiar disponibilidad.</w:t>
+      </w:r>
+    </w:p>
+    <w:p/>
+    <w:p>
+      <w:r>
+        <w:rPr>
+          <w:b/>
+          <w:color w:val="1F3864"/>
+          <w:sz w:val="22"/>
+        </w:rPr>
+        <w:t>P07 — Formulario de Producto (Registro / Edición)</w:t>
+      </w:r>
+    </w:p>
+    <w:p>
+      <w:r>
+        <w:rPr>
+          <w:b/>
+          <w:sz w:val="22"/>
+        </w:rPr>
+        <w:t xml:space="preserve">Objetivo: </w:t>
+      </w:r>
+      <w:r>
+        <w:rPr>
+          <w:sz w:val="22"/>
+        </w:rPr>
+        <w:t>Registrar o editar un producto del menú.</w:t>
+      </w:r>
+    </w:p>
+    <w:p>
+      <w:r>
+        <w:rPr>
+          <w:b/>
+          <w:sz w:val="22"/>
+        </w:rPr>
+        <w:t xml:space="preserve">Usuario: </w:t>
+      </w:r>
+      <w:r>
+        <w:rPr>
+          <w:sz w:val="22"/>
+        </w:rPr>
+        <w:t>Administrador</w:t>
+      </w:r>
+    </w:p>
+    <w:p>
+      <w:r>
+        <w:rPr>
+          <w:b/>
+          <w:sz w:val="22"/>
+        </w:rPr>
+        <w:t xml:space="preserve">Información que muestra: </w:t>
+      </w:r>
+      <w:r>
+        <w:rPr>
+          <w:sz w:val="22"/>
+        </w:rPr>
+        <w:t>Formulario con nombre, descripción, categoría, precio, disponibilidad.</w:t>
+      </w:r>
+    </w:p>
+    <w:p>
+      <w:r>
+        <w:rPr>
+          <w:b/>
+          <w:sz w:val="22"/>
+        </w:rPr>
+        <w:t xml:space="preserve">Acciones: </w:t>
+      </w:r>
+      <w:r>
+        <w:rPr>
+          <w:sz w:val="22"/>
+        </w:rPr>
+        <w:t>Guardar, Cancelar.</w:t>
+      </w:r>
+    </w:p>
+    <w:p/>
+    <w:p>
+      <w:r>
+        <w:rPr>
+          <w:b/>
+          <w:color w:val="1F3864"/>
+          <w:sz w:val="22"/>
+        </w:rPr>
+        <w:t>P08 — Listado de Pedidos</w:t>
+      </w:r>
+    </w:p>
+    <w:p>
+      <w:r>
+        <w:rPr>
+          <w:b/>
+          <w:sz w:val="22"/>
+        </w:rPr>
+        <w:t xml:space="preserve">Objetivo: </w:t>
+      </w:r>
+      <w:r>
+        <w:rPr>
+          <w:sz w:val="22"/>
+        </w:rPr>
+        <w:t>Ver todos los pedidos registrados.</w:t>
+      </w:r>
+    </w:p>
+    <w:p>
+      <w:r>
+        <w:rPr>
+          <w:b/>
+          <w:sz w:val="22"/>
+        </w:rPr>
+        <w:t xml:space="preserve">Usuario: </w:t>
+      </w:r>
+      <w:r>
+        <w:rPr>
+          <w:sz w:val="22"/>
+        </w:rPr>
+        <w:t>Administrador, Cajero</w:t>
+      </w:r>
+    </w:p>
+    <w:p>
+      <w:r>
+        <w:rPr>
+          <w:b/>
+          <w:sz w:val="22"/>
+        </w:rPr>
+        <w:t xml:space="preserve">Información que muestra: </w:t>
+      </w:r>
+      <w:r>
+        <w:rPr>
+          <w:sz w:val="22"/>
+        </w:rPr>
+        <w:t>Tabla con id, cliente/mesa, total, estado, fecha.</w:t>
+      </w:r>
+    </w:p>
+    <w:p>
+      <w:r>
+        <w:rPr>
+          <w:b/>
+          <w:sz w:val="22"/>
+        </w:rPr>
+        <w:t xml:space="preserve">Acciones: </w:t>
+      </w:r>
+      <w:r>
+        <w:rPr>
+          <w:sz w:val="22"/>
+        </w:rPr>
+        <w:t>Ver detalle, Cambiar estado, Nuevo pedido.</w:t>
+      </w:r>
+    </w:p>
+    <w:p/>
+    <w:p>
+      <w:r>
+        <w:rPr>
+          <w:b/>
+          <w:color w:val="1F3864"/>
+          <w:sz w:val="22"/>
+        </w:rPr>
+        <w:t>P09 — Formulario de Pedido</w:t>
+      </w:r>
+    </w:p>
+    <w:p>
+      <w:r>
+        <w:rPr>
+          <w:b/>
+          <w:sz w:val="22"/>
+        </w:rPr>
+        <w:t xml:space="preserve">Objetivo: </w:t>
+      </w:r>
+      <w:r>
+        <w:rPr>
+          <w:sz w:val="22"/>
+        </w:rPr>
+        <w:t>Registrar un nuevo pedido.</w:t>
+      </w:r>
+    </w:p>
+    <w:p>
+      <w:r>
+        <w:rPr>
+          <w:b/>
+          <w:sz w:val="22"/>
+        </w:rPr>
+        <w:t xml:space="preserve">Usuario: </w:t>
+      </w:r>
+      <w:r>
+        <w:rPr>
+          <w:sz w:val="22"/>
+        </w:rPr>
+        <w:t>Cajero, Administrador</w:t>
+      </w:r>
+    </w:p>
+    <w:p>
+      <w:r>
+        <w:rPr>
+          <w:b/>
+          <w:sz w:val="22"/>
+        </w:rPr>
+        <w:t xml:space="preserve">Información que muestra: </w:t>
+      </w:r>
+      <w:r>
+        <w:rPr>
+          <w:sz w:val="22"/>
+        </w:rPr>
+        <w:t>Selector de cliente o mesa, lista de productos, total calculado.</w:t>
+      </w:r>
+    </w:p>
+    <w:p>
+      <w:r>
+        <w:rPr>
+          <w:b/>
+          <w:sz w:val="22"/>
+        </w:rPr>
+        <w:t xml:space="preserve">Acciones: </w:t>
+      </w:r>
+      <w:r>
+        <w:rPr>
+          <w:sz w:val="22"/>
+        </w:rPr>
+        <w:t>Agregar producto, Quitar producto, Confirmar pedido, Cancelar.</w:t>
+      </w:r>
+    </w:p>
+    <w:p/>
+    <w:p>
+      <w:r>
+        <w:rPr>
+          <w:b/>
+          <w:color w:val="1F3864"/>
+          <w:sz w:val="22"/>
+        </w:rPr>
+        <w:t>P10 — Detalle de Pedido</w:t>
+      </w:r>
+    </w:p>
+    <w:p>
+      <w:r>
+        <w:rPr>
+          <w:b/>
+          <w:sz w:val="22"/>
+        </w:rPr>
+        <w:t xml:space="preserve">Objetivo: </w:t>
+      </w:r>
+      <w:r>
+        <w:rPr>
+          <w:sz w:val="22"/>
+        </w:rPr>
+        <w:t>Ver el detalle completo de un pedido.</w:t>
+      </w:r>
+    </w:p>
+    <w:p>
+      <w:r>
+        <w:rPr>
+          <w:b/>
+          <w:sz w:val="22"/>
+        </w:rPr>
+        <w:t xml:space="preserve">Usuario: </w:t>
+      </w:r>
+      <w:r>
+        <w:rPr>
+          <w:sz w:val="22"/>
+        </w:rPr>
+        <w:t>Administrador, Cajero</w:t>
+      </w:r>
+    </w:p>
+    <w:p>
+      <w:r>
+        <w:rPr>
+          <w:b/>
+          <w:sz w:val="22"/>
+        </w:rPr>
+        <w:t xml:space="preserve">Información que muestra: </w:t>
+      </w:r>
+      <w:r>
+        <w:rPr>
+          <w:sz w:val="22"/>
+        </w:rPr>
+        <w:t>Cliente/mesa, productos con precio, total, estado actual.</w:t>
+      </w:r>
+    </w:p>
+    <w:p>
+      <w:r>
+        <w:rPr>
+          <w:b/>
+          <w:sz w:val="22"/>
+        </w:rPr>
+        <w:t xml:space="preserve">Acciones: </w:t>
+      </w:r>
+      <w:r>
+        <w:rPr>
+          <w:sz w:val="22"/>
+        </w:rPr>
+        <w:t>Cambiar estado del pedido, Regresar.</w:t>
+      </w:r>
+    </w:p>
+    <w:p/>
+    <w:p>
+      <w:r>
+        <w:br w:type="page"/>
+      </w:r>
+    </w:p>
+    <w:p>
+      <w:pPr>
+        <w:pStyle w:val="Heading2"/>
+        <w:jc w:val="left"/>
+      </w:pPr>
+      <w:r>
+        <w:rPr>
+          <w:b/>
+          <w:color w:val="1F3864"/>
+        </w:rPr>
+        <w:t>2.2  Mapa de Navegación — Prompt 2.2</w:t>
+      </w:r>
+    </w:p>
+    <w:p>
+      <w:r>
+        <w:rPr>
+          <w:b w:val="0"/>
+          <w:i w:val="0"/>
+          <w:sz w:val="22"/>
+        </w:rPr>
+        <w:t>Pantalla inicial: P02 Login → redirige automáticamente a P01 Dashboard tras autenticación exitosa.</w:t>
+      </w:r>
+    </w:p>
+    <w:p/>
+    <w:p>
+      <w:r>
+        <w:rPr>
+          <w:b/>
+          <w:i w:val="0"/>
+          <w:sz w:val="22"/>
+        </w:rPr>
+        <w:t>Opciones del menú principal:</w:t>
+      </w:r>
+    </w:p>
+    <w:p>
+      <w:pPr>
+        <w:pStyle w:val="ListBullet"/>
+      </w:pPr>
+      <w:r>
+        <w:rPr>
+          <w:sz w:val="22"/>
+        </w:rPr>
+        <w:t>Dashboard (P01)</w:t>
+      </w:r>
+    </w:p>
+    <w:p>
+      <w:pPr>
+        <w:pStyle w:val="ListBullet"/>
+      </w:pPr>
+      <w:r>
+        <w:rPr>
+          <w:sz w:val="22"/>
+        </w:rPr>
+        <w:t>Clientes (P03)</w:t>
+      </w:r>
+    </w:p>
+    <w:p>
+      <w:pPr>
+        <w:pStyle w:val="ListBullet"/>
+      </w:pPr>
+      <w:r>
+        <w:rPr>
+          <w:sz w:val="22"/>
+        </w:rPr>
+        <w:t>Productos (P06)</w:t>
+      </w:r>
+    </w:p>
+    <w:p>
+      <w:pPr>
+        <w:pStyle w:val="ListBullet"/>
+      </w:pPr>
+      <w:r>
+        <w:rPr>
+          <w:sz w:val="22"/>
+        </w:rPr>
+        <w:t>Pedidos (P08)</w:t>
+      </w:r>
+    </w:p>
+    <w:p/>
+    <w:p>
+      <w:r>
+        <w:rPr>
+          <w:b/>
+          <w:i w:val="0"/>
+          <w:sz w:val="22"/>
+        </w:rPr>
+        <w:t>Flujo de navegación:</w:t>
+      </w:r>
+    </w:p>
+    <w:p>
+      <w:pPr>
+        <w:pStyle w:val="ListBullet"/>
+      </w:pPr>
+      <w:r>
+        <w:rPr>
+          <w:sz w:val="22"/>
+        </w:rPr>
+        <w:t>Login (P02) → Dashboard (P01)</w:t>
+      </w:r>
+    </w:p>
+    <w:p>
+      <w:pPr>
+        <w:pStyle w:val="ListBullet"/>
+      </w:pPr>
+      <w:r>
+        <w:rPr>
+          <w:sz w:val="22"/>
+        </w:rPr>
+        <w:t>Dashboard → Listado Clientes (P03) → Formulario Cliente (P04) / Detalle Cliente (P05)</w:t>
+      </w:r>
+    </w:p>
+    <w:p>
+      <w:pPr>
+        <w:pStyle w:val="ListBullet"/>
+      </w:pPr>
+      <w:r>
+        <w:rPr>
+          <w:sz w:val="22"/>
+        </w:rPr>
+        <w:t>Detalle Cliente (P05) → Formulario Cliente (P04) modo edición</w:t>
+      </w:r>
+    </w:p>
+    <w:p>
+      <w:pPr>
+        <w:pStyle w:val="ListBullet"/>
+      </w:pPr>
+      <w:r>
+        <w:rPr>
+          <w:sz w:val="22"/>
+        </w:rPr>
+        <w:t>Dashboard → Listado Productos (P06) → Formulario Producto (P07)</w:t>
+      </w:r>
+    </w:p>
+    <w:p>
+      <w:pPr>
+        <w:pStyle w:val="ListBullet"/>
+      </w:pPr>
+      <w:r>
+        <w:rPr>
+          <w:sz w:val="22"/>
+        </w:rPr>
+        <w:t>Dashboard → Listado Pedidos (P08) → Formulario Pedido (P09) / Detalle Pedido (P10)</w:t>
+      </w:r>
+    </w:p>
+    <w:p/>
+    <w:p>
+      <w:r>
+        <w:rPr>
+          <w:b/>
+          <w:i w:val="0"/>
+          <w:sz w:val="22"/>
+        </w:rPr>
+        <w:t>Pantallas de registro:</w:t>
+      </w:r>
+    </w:p>
+    <w:p>
+      <w:pPr>
+        <w:pStyle w:val="ListBullet"/>
+      </w:pPr>
+      <w:r>
+        <w:rPr>
+          <w:sz w:val="22"/>
+        </w:rPr>
+        <w:t>P04 — Formulario de Cliente</w:t>
+      </w:r>
+    </w:p>
+    <w:p>
+      <w:pPr>
+        <w:pStyle w:val="ListBullet"/>
+      </w:pPr>
+      <w:r>
+        <w:rPr>
+          <w:sz w:val="22"/>
+        </w:rPr>
+        <w:t>P07 — Formulario de Producto</w:t>
+      </w:r>
+    </w:p>
+    <w:p>
+      <w:pPr>
+        <w:pStyle w:val="ListBullet"/>
+      </w:pPr>
+      <w:r>
+        <w:rPr>
+          <w:sz w:val="22"/>
+        </w:rPr>
+        <w:t>P09 — Formulario de Pedido</w:t>
+      </w:r>
+    </w:p>
+    <w:p>
+      <w:r>
+        <w:rPr>
+          <w:b/>
+          <w:i w:val="0"/>
+          <w:sz w:val="22"/>
+        </w:rPr>
+        <w:t>Pantallas de consulta:</w:t>
+      </w:r>
+    </w:p>
+    <w:p>
+      <w:pPr>
+        <w:pStyle w:val="ListBullet"/>
+      </w:pPr>
+      <w:r>
+        <w:rPr>
+          <w:sz w:val="22"/>
+        </w:rPr>
+        <w:t>P03 — Listado Clientes</w:t>
+      </w:r>
+    </w:p>
+    <w:p>
+      <w:pPr>
+        <w:pStyle w:val="ListBullet"/>
+      </w:pPr>
+      <w:r>
+        <w:rPr>
+          <w:sz w:val="22"/>
+        </w:rPr>
+        <w:t>P05 — Detalle Cliente</w:t>
+      </w:r>
+    </w:p>
+    <w:p>
+      <w:pPr>
+        <w:pStyle w:val="ListBullet"/>
+      </w:pPr>
+      <w:r>
+        <w:rPr>
+          <w:sz w:val="22"/>
+        </w:rPr>
+        <w:t>P06 — Listado Productos</w:t>
+      </w:r>
+    </w:p>
+    <w:p>
+      <w:pPr>
+        <w:pStyle w:val="ListBullet"/>
+      </w:pPr>
+      <w:r>
+        <w:rPr>
+          <w:sz w:val="22"/>
+        </w:rPr>
+        <w:t>P08 — Listado Pedidos</w:t>
+      </w:r>
+    </w:p>
+    <w:p>
+      <w:pPr>
+        <w:pStyle w:val="ListBullet"/>
+      </w:pPr>
+      <w:r>
+        <w:rPr>
+          <w:sz w:val="22"/>
+        </w:rPr>
+        <w:t>P10 — Detalle Pedido</w:t>
+      </w:r>
+    </w:p>
+    <w:p>
+      <w:r>
+        <w:br w:type="page"/>
+      </w:r>
+    </w:p>
+    <w:p>
+      <w:pPr>
+        <w:pStyle w:val="Heading2"/>
+        <w:jc w:val="left"/>
+      </w:pPr>
+      <w:r>
+        <w:rPr>
+          <w:b/>
+          <w:color w:val="1F3864"/>
+        </w:rPr>
+        <w:t>2.3  Definición de Formularios — Prompt 2.3</w:t>
+      </w:r>
+    </w:p>
+    <w:p>
+      <w:r>
+        <w:rPr>
+          <w:b/>
+          <w:i w:val="0"/>
+          <w:sz w:val="22"/>
+        </w:rPr>
+        <w:t>F01 — Formulario de Login</w:t>
+      </w:r>
+    </w:p>
+    <w:p>
+      <w:r>
+        <w:rPr>
+          <w:b/>
+          <w:sz w:val="22"/>
+        </w:rPr>
+        <w:t xml:space="preserve">Pantalla: </w:t>
+      </w:r>
+      <w:r>
+        <w:rPr>
+          <w:sz w:val="22"/>
+        </w:rPr>
+        <w:t>P02 — Login</w:t>
+      </w:r>
+    </w:p>
+    <w:p>
+      <w:r>
+        <w:rPr>
+          <w:b/>
+          <w:sz w:val="22"/>
+        </w:rPr>
+        <w:t xml:space="preserve">Objetivo: </w:t>
+      </w:r>
+      <w:r>
+        <w:rPr>
+          <w:sz w:val="22"/>
+        </w:rPr>
+        <w:t>Autenticar al usuario antes de acceder al sistema.</w:t>
+      </w:r>
+    </w:p>
+    <w:p/>
+    <w:tbl>
+      <w:tblPr>
+        <w:tblStyle w:val="TableGrid"/>
+        <w:tblW w:type="auto" w:w="0"/>
+        <w:tblLook w:firstColumn="1" w:firstRow="1" w:lastColumn="0" w:lastRow="0" w:noHBand="0" w:noVBand="1" w:val="04A0"/>
+      </w:tblPr>
+      <w:tblGrid>
+        <w:gridCol w:w="2880"/>
+        <w:gridCol w:w="2880"/>
+        <w:gridCol w:w="2880"/>
+      </w:tblGrid>
+      <w:tr>
+        <w:tc>
+          <w:tcPr>
+            <w:tcW w:type="dxa" w:w="2880"/>
+            <w:shd w:val="clear" w:color="auto" w:fill="1F3864"/>
+          </w:tcPr>
+          <w:p>
+            <w:pPr>
+              <w:jc w:val="center"/>
+            </w:pPr>
+            <w:r>
+              <w:rPr>
+                <w:b/>
+                <w:color w:val="FFFFFF"/>
+                <w:sz w:val="20"/>
+              </w:rPr>
+              <w:t>Campo</w:t>
+            </w:r>
+          </w:p>
+        </w:tc>
+        <w:tc>
+          <w:tcPr>
+            <w:tcW w:type="dxa" w:w="2880"/>
+            <w:shd w:val="clear" w:color="auto" w:fill="1F3864"/>
+          </w:tcPr>
+          <w:p>
+            <w:pPr>
+              <w:jc w:val="center"/>
+            </w:pPr>
+            <w:r>
+              <w:rPr>
+                <w:b/>
+                <w:color w:val="FFFFFF"/>
+                <w:sz w:val="20"/>
+              </w:rPr>
+              <w:t>Tipo</w:t>
+            </w:r>
+          </w:p>
+        </w:tc>
+        <w:tc>
+          <w:tcPr>
+            <w:tcW w:type="dxa" w:w="2880"/>
+            <w:shd w:val="clear" w:color="auto" w:fill="1F3864"/>
+          </w:tcPr>
+          <w:p>
+            <w:pPr>
+              <w:jc w:val="center"/>
+            </w:pPr>
+            <w:r>
+              <w:rPr>
+                <w:b/>
+                <w:color w:val="FFFFFF"/>
+                <w:sz w:val="20"/>
+              </w:rPr>
+              <w:t>Obligatorio</w:t>
+            </w:r>
+          </w:p>
+        </w:tc>
+      </w:tr>
+      <w:tr>
+        <w:tc>
+          <w:tcPr>
+            <w:tcW w:type="dxa" w:w="2880"/>
+          </w:tcPr>
+          <w:p>
+            <w:r>
+              <w:rPr>
+                <w:sz w:val="20"/>
+              </w:rPr>
+              <w:t>usuario</w:t>
+            </w:r>
+          </w:p>
+        </w:tc>
+        <w:tc>
+          <w:tcPr>
+            <w:tcW w:type="dxa" w:w="2880"/>
+          </w:tcPr>
+          <w:p>
+            <w:pPr>
+              <w:jc w:val="center"/>
+            </w:pPr>
+            <w:r>
+              <w:rPr>
+                <w:sz w:val="20"/>
+              </w:rPr>
+              <w:t>Texto</w:t>
+            </w:r>
+          </w:p>
+        </w:tc>
+        <w:tc>
+          <w:tcPr>
+            <w:tcW w:type="dxa" w:w="2880"/>
+          </w:tcPr>
+          <w:p>
+            <w:pPr>
+              <w:jc w:val="center"/>
+            </w:pPr>
+            <w:r>
+              <w:rPr>
+                <w:sz w:val="20"/>
+              </w:rPr>
+              <w:t>Sí</w:t>
+            </w:r>
+          </w:p>
+        </w:tc>
+      </w:tr>
+      <w:tr>
+        <w:tc>
+          <w:tcPr>
+            <w:tcW w:type="dxa" w:w="2880"/>
+          </w:tcPr>
+          <w:p>
+            <w:r>
+              <w:rPr>
+                <w:sz w:val="20"/>
+              </w:rPr>
+              <w:t>contraseña</w:t>
+            </w:r>
+          </w:p>
+        </w:tc>
+        <w:tc>
+          <w:tcPr>
+            <w:tcW w:type="dxa" w:w="2880"/>
+          </w:tcPr>
+          <w:p>
+            <w:pPr>
+              <w:jc w:val="center"/>
+            </w:pPr>
+            <w:r>
+              <w:rPr>
+                <w:sz w:val="20"/>
+              </w:rPr>
+              <w:t>Password</w:t>
+            </w:r>
+          </w:p>
+        </w:tc>
+        <w:tc>
+          <w:tcPr>
+            <w:tcW w:type="dxa" w:w="2880"/>
+          </w:tcPr>
+          <w:p>
+            <w:pPr>
+              <w:jc w:val="center"/>
+            </w:pPr>
+            <w:r>
+              <w:rPr>
+                <w:sz w:val="20"/>
+              </w:rPr>
+              <w:t>Sí</w:t>
+            </w:r>
+          </w:p>
+        </w:tc>
+      </w:tr>
+    </w:tbl>
+    <w:p/>
+    <w:p>
+      <w:r>
+        <w:rPr>
+          <w:b/>
+          <w:sz w:val="22"/>
+        </w:rPr>
+        <w:t xml:space="preserve">Botones: </w:t>
+      </w:r>
+      <w:r>
+        <w:rPr>
+          <w:sz w:val="22"/>
+        </w:rPr>
+        <w:t>Ingresar</w:t>
+      </w:r>
+    </w:p>
+    <w:p>
+      <w:r>
+        <w:rPr>
+          <w:b/>
+          <w:sz w:val="22"/>
+        </w:rPr>
+        <w:t xml:space="preserve">Mensajes de error: </w:t>
+      </w:r>
+      <w:r>
+        <w:rPr>
+          <w:sz w:val="22"/>
+        </w:rPr>
+        <w:t>"Usuario o contraseña incorrectos" / "Campos obligatorios"</w:t>
+      </w:r>
+    </w:p>
+    <w:p/>
+    <w:p>
+      <w:r>
+        <w:rPr>
+          <w:b/>
+          <w:i w:val="0"/>
+          <w:sz w:val="22"/>
+        </w:rPr>
+        <w:t>F02 — Formulario de Cliente</w:t>
+      </w:r>
+    </w:p>
+    <w:p>
+      <w:r>
+        <w:rPr>
+          <w:b/>
+          <w:sz w:val="22"/>
+        </w:rPr>
+        <w:t xml:space="preserve">Pantalla: </w:t>
+      </w:r>
+      <w:r>
+        <w:rPr>
+          <w:sz w:val="22"/>
+        </w:rPr>
+        <w:t>P04 — Formulario de Cliente</w:t>
+      </w:r>
+    </w:p>
+    <w:p>
+      <w:r>
+        <w:rPr>
+          <w:b/>
+          <w:sz w:val="22"/>
+        </w:rPr>
+        <w:t xml:space="preserve">Objetivo: </w:t>
+      </w:r>
+      <w:r>
+        <w:rPr>
+          <w:sz w:val="22"/>
+        </w:rPr>
+        <w:t>Registrar un nuevo cliente o editar uno existente.</w:t>
+      </w:r>
+    </w:p>
+    <w:p/>
+    <w:tbl>
+      <w:tblPr>
+        <w:tblStyle w:val="TableGrid"/>
+        <w:tblW w:type="auto" w:w="0"/>
+        <w:tblLook w:firstColumn="1" w:firstRow="1" w:lastColumn="0" w:lastRow="0" w:noHBand="0" w:noVBand="1" w:val="04A0"/>
+      </w:tblPr>
+      <w:tblGrid>
+        <w:gridCol w:w="2880"/>
+        <w:gridCol w:w="2880"/>
+        <w:gridCol w:w="2880"/>
+      </w:tblGrid>
+      <w:tr>
+        <w:tc>
+          <w:tcPr>
+            <w:tcW w:type="dxa" w:w="2880"/>
+            <w:shd w:val="clear" w:color="auto" w:fill="1F3864"/>
+          </w:tcPr>
+          <w:p>
+            <w:pPr>
+              <w:jc w:val="center"/>
+            </w:pPr>
+            <w:r>
+              <w:rPr>
+                <w:b/>
+                <w:color w:val="FFFFFF"/>
+                <w:sz w:val="20"/>
+              </w:rPr>
+              <w:t>Campo</w:t>
+            </w:r>
+          </w:p>
+        </w:tc>
+        <w:tc>
+          <w:tcPr>
+            <w:tcW w:type="dxa" w:w="2880"/>
+            <w:shd w:val="clear" w:color="auto" w:fill="1F3864"/>
+          </w:tcPr>
+          <w:p>
+            <w:pPr>
+              <w:jc w:val="center"/>
+            </w:pPr>
+            <w:r>
+              <w:rPr>
+                <w:b/>
+                <w:color w:val="FFFFFF"/>
+                <w:sz w:val="20"/>
+              </w:rPr>
+              <w:t>Tipo</w:t>
+            </w:r>
+          </w:p>
+        </w:tc>
+        <w:tc>
+          <w:tcPr>
+            <w:tcW w:type="dxa" w:w="2880"/>
+            <w:shd w:val="clear" w:color="auto" w:fill="1F3864"/>
+          </w:tcPr>
+          <w:p>
+            <w:pPr>
+              <w:jc w:val="center"/>
+            </w:pPr>
+            <w:r>
+              <w:rPr>
+                <w:b/>
+                <w:color w:val="FFFFFF"/>
+                <w:sz w:val="20"/>
+              </w:rPr>
+              <w:t>Obligatorio / Regla</w:t>
+            </w:r>
+          </w:p>
+        </w:tc>
+      </w:tr>
+      <w:tr>
+        <w:tc>
+          <w:tcPr>
+            <w:tcW w:type="dxa" w:w="2880"/>
+          </w:tcPr>
+          <w:p>
+            <w:r>
+              <w:rPr>
+                <w:sz w:val="20"/>
+              </w:rPr>
+              <w:t>nombres</w:t>
+            </w:r>
+          </w:p>
+        </w:tc>
+        <w:tc>
+          <w:tcPr>
+            <w:tcW w:type="dxa" w:w="2880"/>
+          </w:tcPr>
+          <w:p>
+            <w:pPr>
+              <w:jc w:val="center"/>
+            </w:pPr>
+            <w:r>
+              <w:rPr>
+                <w:sz w:val="20"/>
+              </w:rPr>
+              <w:t>Texto</w:t>
+            </w:r>
+          </w:p>
+        </w:tc>
+        <w:tc>
+          <w:tcPr>
+            <w:tcW w:type="dxa" w:w="2880"/>
+          </w:tcPr>
+          <w:p>
+            <w:r>
+              <w:rPr>
+                <w:sz w:val="20"/>
+              </w:rPr>
+              <w:t>Sí</w:t>
+            </w:r>
+          </w:p>
+        </w:tc>
+      </w:tr>
+      <w:tr>
+        <w:tc>
+          <w:tcPr>
+            <w:tcW w:type="dxa" w:w="2880"/>
+          </w:tcPr>
+          <w:p>
+            <w:r>
+              <w:rPr>
+                <w:sz w:val="20"/>
+              </w:rPr>
+              <w:t>apellidos</w:t>
+            </w:r>
+          </w:p>
+        </w:tc>
+        <w:tc>
+          <w:tcPr>
+            <w:tcW w:type="dxa" w:w="2880"/>
+          </w:tcPr>
+          <w:p>
+            <w:pPr>
+              <w:jc w:val="center"/>
+            </w:pPr>
+            <w:r>
+              <w:rPr>
+                <w:sz w:val="20"/>
+              </w:rPr>
+              <w:t>Texto</w:t>
+            </w:r>
+          </w:p>
+        </w:tc>
+        <w:tc>
+          <w:tcPr>
+            <w:tcW w:type="dxa" w:w="2880"/>
+          </w:tcPr>
+          <w:p>
+            <w:r>
+              <w:rPr>
+                <w:sz w:val="20"/>
+              </w:rPr>
+              <w:t>Sí</w:t>
+            </w:r>
+          </w:p>
+        </w:tc>
+      </w:tr>
+      <w:tr>
+        <w:tc>
+          <w:tcPr>
+            <w:tcW w:type="dxa" w:w="2880"/>
+          </w:tcPr>
+          <w:p>
+            <w:r>
+              <w:rPr>
+                <w:sz w:val="20"/>
+              </w:rPr>
+              <w:t>identificacion</w:t>
+            </w:r>
+          </w:p>
+        </w:tc>
+        <w:tc>
+          <w:tcPr>
+            <w:tcW w:type="dxa" w:w="2880"/>
+          </w:tcPr>
+          <w:p>
+            <w:pPr>
+              <w:jc w:val="center"/>
+            </w:pPr>
+            <w:r>
+              <w:rPr>
+                <w:sz w:val="20"/>
+              </w:rPr>
+              <w:t>Texto</w:t>
+            </w:r>
+          </w:p>
+        </w:tc>
+        <w:tc>
+          <w:tcPr>
+            <w:tcW w:type="dxa" w:w="2880"/>
+          </w:tcPr>
+          <w:p>
+            <w:r>
+              <w:rPr>
+                <w:sz w:val="20"/>
+              </w:rPr>
+              <w:t>Sí — debe ser única</w:t>
+            </w:r>
+          </w:p>
+        </w:tc>
+      </w:tr>
+      <w:tr>
+        <w:tc>
+          <w:tcPr>
+            <w:tcW w:type="dxa" w:w="2880"/>
+          </w:tcPr>
+          <w:p>
+            <w:r>
+              <w:rPr>
+                <w:sz w:val="20"/>
+              </w:rPr>
+              <w:t>telefono</w:t>
+            </w:r>
+          </w:p>
+        </w:tc>
+        <w:tc>
+          <w:tcPr>
+            <w:tcW w:type="dxa" w:w="2880"/>
+          </w:tcPr>
+          <w:p>
+            <w:pPr>
+              <w:jc w:val="center"/>
+            </w:pPr>
+            <w:r>
+              <w:rPr>
+                <w:sz w:val="20"/>
+              </w:rPr>
+              <w:t>Texto</w:t>
+            </w:r>
+          </w:p>
+        </w:tc>
+        <w:tc>
+          <w:tcPr>
+            <w:tcW w:type="dxa" w:w="2880"/>
+          </w:tcPr>
+          <w:p>
+            <w:r>
+              <w:rPr>
+                <w:sz w:val="20"/>
+              </w:rPr>
+              <w:t>No</w:t>
+            </w:r>
+          </w:p>
+        </w:tc>
+      </w:tr>
+      <w:tr>
+        <w:tc>
+          <w:tcPr>
+            <w:tcW w:type="dxa" w:w="2880"/>
+          </w:tcPr>
+          <w:p>
+            <w:r>
+              <w:rPr>
+                <w:sz w:val="20"/>
+              </w:rPr>
+              <w:t>celular</w:t>
+            </w:r>
+          </w:p>
+        </w:tc>
+        <w:tc>
+          <w:tcPr>
+            <w:tcW w:type="dxa" w:w="2880"/>
+          </w:tcPr>
+          <w:p>
+            <w:pPr>
+              <w:jc w:val="center"/>
+            </w:pPr>
+            <w:r>
+              <w:rPr>
+                <w:sz w:val="20"/>
+              </w:rPr>
+              <w:t>Texto</w:t>
+            </w:r>
+          </w:p>
+        </w:tc>
+        <w:tc>
+          <w:tcPr>
+            <w:tcW w:type="dxa" w:w="2880"/>
+          </w:tcPr>
+          <w:p>
+            <w:r>
+              <w:rPr>
+                <w:sz w:val="20"/>
+              </w:rPr>
+              <w:t>Sí</w:t>
+            </w:r>
+          </w:p>
+        </w:tc>
+      </w:tr>
+      <w:tr>
+        <w:tc>
+          <w:tcPr>
+            <w:tcW w:type="dxa" w:w="2880"/>
+          </w:tcPr>
+          <w:p>
+            <w:r>
+              <w:rPr>
+                <w:sz w:val="20"/>
+              </w:rPr>
+              <w:t>correo</w:t>
+            </w:r>
+          </w:p>
+        </w:tc>
+        <w:tc>
+          <w:tcPr>
+            <w:tcW w:type="dxa" w:w="2880"/>
+          </w:tcPr>
+          <w:p>
+            <w:pPr>
+              <w:jc w:val="center"/>
+            </w:pPr>
+            <w:r>
+              <w:rPr>
+                <w:sz w:val="20"/>
+              </w:rPr>
+              <w:t>Email</w:t>
+            </w:r>
+          </w:p>
+        </w:tc>
+        <w:tc>
+          <w:tcPr>
+            <w:tcW w:type="dxa" w:w="2880"/>
+          </w:tcPr>
+          <w:p>
+            <w:r>
+              <w:rPr>
+                <w:sz w:val="20"/>
+              </w:rPr>
+              <w:t>Sí — formato válido</w:t>
+            </w:r>
+          </w:p>
+        </w:tc>
+      </w:tr>
+      <w:tr>
+        <w:tc>
+          <w:tcPr>
+            <w:tcW w:type="dxa" w:w="2880"/>
+          </w:tcPr>
+          <w:p>
+            <w:r>
+              <w:rPr>
+                <w:sz w:val="20"/>
+              </w:rPr>
+              <w:t>direccion</w:t>
+            </w:r>
+          </w:p>
+        </w:tc>
+        <w:tc>
+          <w:tcPr>
+            <w:tcW w:type="dxa" w:w="2880"/>
+          </w:tcPr>
+          <w:p>
+            <w:pPr>
+              <w:jc w:val="center"/>
+            </w:pPr>
+            <w:r>
+              <w:rPr>
+                <w:sz w:val="20"/>
+              </w:rPr>
+              <w:t>Texto</w:t>
+            </w:r>
+          </w:p>
+        </w:tc>
+        <w:tc>
+          <w:tcPr>
+            <w:tcW w:type="dxa" w:w="2880"/>
+          </w:tcPr>
+          <w:p>
+            <w:r>
+              <w:rPr>
+                <w:sz w:val="20"/>
+              </w:rPr>
+              <w:t>No</w:t>
+            </w:r>
+          </w:p>
+        </w:tc>
+      </w:tr>
+      <w:tr>
+        <w:tc>
+          <w:tcPr>
+            <w:tcW w:type="dxa" w:w="2880"/>
+          </w:tcPr>
+          <w:p>
+            <w:r>
+              <w:rPr>
+                <w:sz w:val="20"/>
+              </w:rPr>
+              <w:t>estadoCivil</w:t>
+            </w:r>
+          </w:p>
+        </w:tc>
+        <w:tc>
+          <w:tcPr>
+            <w:tcW w:type="dxa" w:w="2880"/>
+          </w:tcPr>
+          <w:p>
+            <w:pPr>
+              <w:jc w:val="center"/>
+            </w:pPr>
+            <w:r>
+              <w:rPr>
+                <w:sz w:val="20"/>
+              </w:rPr>
+              <w:t>Select</w:t>
+            </w:r>
+          </w:p>
+        </w:tc>
+        <w:tc>
+          <w:tcPr>
+            <w:tcW w:type="dxa" w:w="2880"/>
+          </w:tcPr>
+          <w:p>
+            <w:r>
+              <w:rPr>
+                <w:sz w:val="20"/>
+              </w:rPr>
+              <w:t>Sí — soltero/casado/divorciado/separado/unión libre</w:t>
+            </w:r>
+          </w:p>
+        </w:tc>
+      </w:tr>
+      <w:tr>
+        <w:tc>
+          <w:tcPr>
+            <w:tcW w:type="dxa" w:w="2880"/>
+          </w:tcPr>
+          <w:p>
+            <w:r>
+              <w:rPr>
+                <w:sz w:val="20"/>
+              </w:rPr>
+              <w:t>estado</w:t>
+            </w:r>
+          </w:p>
+        </w:tc>
+        <w:tc>
+          <w:tcPr>
+            <w:tcW w:type="dxa" w:w="2880"/>
+          </w:tcPr>
+          <w:p>
+            <w:pPr>
+              <w:jc w:val="center"/>
+            </w:pPr>
+            <w:r>
+              <w:rPr>
+                <w:sz w:val="20"/>
+              </w:rPr>
+              <w:t>Select</w:t>
+            </w:r>
+          </w:p>
+        </w:tc>
+        <w:tc>
+          <w:tcPr>
+            <w:tcW w:type="dxa" w:w="2880"/>
+          </w:tcPr>
+          <w:p>
+            <w:r>
+              <w:rPr>
+                <w:sz w:val="20"/>
+              </w:rPr>
+              <w:t>Sí — activo/inactivo</w:t>
+            </w:r>
+          </w:p>
+        </w:tc>
+      </w:tr>
+    </w:tbl>
+    <w:p/>
+    <w:p>
+      <w:r>
+        <w:rPr>
+          <w:b/>
+          <w:sz w:val="22"/>
+        </w:rPr>
+        <w:t xml:space="preserve">Botones: </w:t>
+      </w:r>
+      <w:r>
+        <w:rPr>
+          <w:sz w:val="22"/>
+        </w:rPr>
+        <w:t>Guardar, Cancelar</w:t>
+      </w:r>
+    </w:p>
+    <w:p>
+      <w:r>
+        <w:rPr>
+          <w:b/>
+          <w:sz w:val="22"/>
+        </w:rPr>
+        <w:t xml:space="preserve">Mensajes de error: </w:t>
+      </w:r>
+      <w:r>
+        <w:rPr>
+          <w:sz w:val="22"/>
+        </w:rPr>
+        <w:t>"El campo [X] es obligatorio" / "Correo no válido" / "Identificación ya registrada"</w:t>
+      </w:r>
+    </w:p>
+    <w:p>
+      <w:r>
+        <w:rPr>
+          <w:b/>
+          <w:sz w:val="22"/>
+        </w:rPr>
+        <w:t xml:space="preserve">Mensaje de éxito: </w:t>
+      </w:r>
+      <w:r>
+        <w:rPr>
+          <w:sz w:val="22"/>
+        </w:rPr>
+        <w:t>"Cliente guardado correctamente"</w:t>
+      </w:r>
+    </w:p>
+    <w:p/>
+    <w:p>
+      <w:r>
+        <w:rPr>
+          <w:b/>
+          <w:i w:val="0"/>
+          <w:sz w:val="22"/>
+        </w:rPr>
+        <w:t>F03 — Formulario de Producto</w:t>
+      </w:r>
+    </w:p>
+    <w:p>
+      <w:r>
+        <w:rPr>
+          <w:b/>
+          <w:sz w:val="22"/>
+        </w:rPr>
+        <w:t xml:space="preserve">Pantalla: </w:t>
+      </w:r>
+      <w:r>
+        <w:rPr>
+          <w:sz w:val="22"/>
+        </w:rPr>
+        <w:t>P07 — Formulario de Producto</w:t>
+      </w:r>
+    </w:p>
+    <w:p>
+      <w:r>
+        <w:rPr>
+          <w:b/>
+          <w:sz w:val="22"/>
+        </w:rPr>
+        <w:t xml:space="preserve">Objetivo: </w:t>
+      </w:r>
+      <w:r>
+        <w:rPr>
+          <w:sz w:val="22"/>
+        </w:rPr>
+        <w:t>Registrar o editar un producto del menú del bar-café.</w:t>
+      </w:r>
+    </w:p>
+    <w:p/>
+    <w:tbl>
+      <w:tblPr>
+        <w:tblStyle w:val="TableGrid"/>
+        <w:tblW w:type="auto" w:w="0"/>
+        <w:tblLook w:firstColumn="1" w:firstRow="1" w:lastColumn="0" w:lastRow="0" w:noHBand="0" w:noVBand="1" w:val="04A0"/>
+      </w:tblPr>
+      <w:tblGrid>
+        <w:gridCol w:w="2880"/>
+        <w:gridCol w:w="2880"/>
+        <w:gridCol w:w="2880"/>
+      </w:tblGrid>
+      <w:tr>
+        <w:tc>
+          <w:tcPr>
+            <w:tcW w:type="dxa" w:w="2880"/>
+            <w:shd w:val="clear" w:color="auto" w:fill="1F3864"/>
+          </w:tcPr>
+          <w:p>
+            <w:pPr>
+              <w:jc w:val="center"/>
+            </w:pPr>
+            <w:r>
+              <w:rPr>
+                <w:b/>
+                <w:color w:val="FFFFFF"/>
+                <w:sz w:val="20"/>
+              </w:rPr>
+              <w:t>Campo</w:t>
+            </w:r>
+          </w:p>
+        </w:tc>
+        <w:tc>
+          <w:tcPr>
+            <w:tcW w:type="dxa" w:w="2880"/>
+            <w:shd w:val="clear" w:color="auto" w:fill="1F3864"/>
+          </w:tcPr>
+          <w:p>
+            <w:pPr>
+              <w:jc w:val="center"/>
+            </w:pPr>
+            <w:r>
+              <w:rPr>
+                <w:b/>
+                <w:color w:val="FFFFFF"/>
+                <w:sz w:val="20"/>
+              </w:rPr>
+              <w:t>Tipo</w:t>
+            </w:r>
+          </w:p>
+        </w:tc>
+        <w:tc>
+          <w:tcPr>
+            <w:tcW w:type="dxa" w:w="2880"/>
+            <w:shd w:val="clear" w:color="auto" w:fill="1F3864"/>
+          </w:tcPr>
+          <w:p>
+            <w:pPr>
+              <w:jc w:val="center"/>
+            </w:pPr>
+            <w:r>
+              <w:rPr>
+                <w:b/>
+                <w:color w:val="FFFFFF"/>
+                <w:sz w:val="20"/>
+              </w:rPr>
+              <w:t>Obligatorio / Regla</w:t>
+            </w:r>
+          </w:p>
+        </w:tc>
+      </w:tr>
+      <w:tr>
+        <w:tc>
+          <w:tcPr>
+            <w:tcW w:type="dxa" w:w="2880"/>
+          </w:tcPr>
+          <w:p>
+            <w:r>
+              <w:rPr>
+                <w:sz w:val="20"/>
+              </w:rPr>
+              <w:t>nombre</w:t>
+            </w:r>
+          </w:p>
+        </w:tc>
+        <w:tc>
+          <w:tcPr>
+            <w:tcW w:type="dxa" w:w="2880"/>
+          </w:tcPr>
+          <w:p>
+            <w:pPr>
+              <w:jc w:val="center"/>
+            </w:pPr>
+            <w:r>
+              <w:rPr>
+                <w:sz w:val="20"/>
+              </w:rPr>
+              <w:t>Texto</w:t>
+            </w:r>
+          </w:p>
+        </w:tc>
+        <w:tc>
+          <w:tcPr>
+            <w:tcW w:type="dxa" w:w="2880"/>
+          </w:tcPr>
+          <w:p>
+            <w:r>
+              <w:rPr>
+                <w:sz w:val="20"/>
+              </w:rPr>
+              <w:t>Sí</w:t>
+            </w:r>
+          </w:p>
+        </w:tc>
+      </w:tr>
+      <w:tr>
+        <w:tc>
+          <w:tcPr>
+            <w:tcW w:type="dxa" w:w="2880"/>
+          </w:tcPr>
+          <w:p>
+            <w:r>
+              <w:rPr>
+                <w:sz w:val="20"/>
+              </w:rPr>
+              <w:t>descripcion</w:t>
+            </w:r>
+          </w:p>
+        </w:tc>
+        <w:tc>
+          <w:tcPr>
+            <w:tcW w:type="dxa" w:w="2880"/>
+          </w:tcPr>
+          <w:p>
+            <w:pPr>
+              <w:jc w:val="center"/>
+            </w:pPr>
+            <w:r>
+              <w:rPr>
+                <w:sz w:val="20"/>
+              </w:rPr>
+              <w:t>Textarea</w:t>
+            </w:r>
+          </w:p>
+        </w:tc>
+        <w:tc>
+          <w:tcPr>
+            <w:tcW w:type="dxa" w:w="2880"/>
+          </w:tcPr>
+          <w:p>
+            <w:r>
+              <w:rPr>
+                <w:sz w:val="20"/>
+              </w:rPr>
+              <w:t>No</w:t>
+            </w:r>
+          </w:p>
+        </w:tc>
+      </w:tr>
+      <w:tr>
+        <w:tc>
+          <w:tcPr>
+            <w:tcW w:type="dxa" w:w="2880"/>
+          </w:tcPr>
+          <w:p>
+            <w:r>
+              <w:rPr>
+                <w:sz w:val="20"/>
+              </w:rPr>
+              <w:t>categoria</w:t>
+            </w:r>
+          </w:p>
+        </w:tc>
+        <w:tc>
+          <w:tcPr>
+            <w:tcW w:type="dxa" w:w="2880"/>
+          </w:tcPr>
+          <w:p>
+            <w:pPr>
+              <w:jc w:val="center"/>
+            </w:pPr>
+            <w:r>
+              <w:rPr>
+                <w:sz w:val="20"/>
+              </w:rPr>
+              <w:t>Select</w:t>
+            </w:r>
+          </w:p>
+        </w:tc>
+        <w:tc>
+          <w:tcPr>
+            <w:tcW w:type="dxa" w:w="2880"/>
+          </w:tcPr>
+          <w:p>
+            <w:r>
+              <w:rPr>
+                <w:sz w:val="20"/>
+              </w:rPr>
+              <w:t>Sí — Bebidas Calientes / Bebidas Frías / Snacks</w:t>
+            </w:r>
+          </w:p>
+        </w:tc>
+      </w:tr>
+      <w:tr>
+        <w:tc>
+          <w:tcPr>
+            <w:tcW w:type="dxa" w:w="2880"/>
+          </w:tcPr>
+          <w:p>
+            <w:r>
+              <w:rPr>
+                <w:sz w:val="20"/>
+              </w:rPr>
+              <w:t>precio</w:t>
+            </w:r>
+          </w:p>
+        </w:tc>
+        <w:tc>
+          <w:tcPr>
+            <w:tcW w:type="dxa" w:w="2880"/>
+          </w:tcPr>
+          <w:p>
+            <w:pPr>
+              <w:jc w:val="center"/>
+            </w:pPr>
+            <w:r>
+              <w:rPr>
+                <w:sz w:val="20"/>
+              </w:rPr>
+              <w:t>Número decimal</w:t>
+            </w:r>
+          </w:p>
+        </w:tc>
+        <w:tc>
+          <w:tcPr>
+            <w:tcW w:type="dxa" w:w="2880"/>
+          </w:tcPr>
+          <w:p>
+            <w:r>
+              <w:rPr>
+                <w:sz w:val="20"/>
+              </w:rPr>
+              <w:t>Sí — mayor a 0</w:t>
+            </w:r>
+          </w:p>
+        </w:tc>
+      </w:tr>
+      <w:tr>
+        <w:tc>
+          <w:tcPr>
+            <w:tcW w:type="dxa" w:w="2880"/>
+          </w:tcPr>
+          <w:p>
+            <w:r>
+              <w:rPr>
+                <w:sz w:val="20"/>
+              </w:rPr>
+              <w:t>disponible</w:t>
+            </w:r>
+          </w:p>
+        </w:tc>
+        <w:tc>
+          <w:tcPr>
+            <w:tcW w:type="dxa" w:w="2880"/>
+          </w:tcPr>
+          <w:p>
+            <w:pPr>
+              <w:jc w:val="center"/>
+            </w:pPr>
+            <w:r>
+              <w:rPr>
+                <w:sz w:val="20"/>
+              </w:rPr>
+              <w:t>Select</w:t>
+            </w:r>
+          </w:p>
+        </w:tc>
+        <w:tc>
+          <w:tcPr>
+            <w:tcW w:type="dxa" w:w="2880"/>
+          </w:tcPr>
+          <w:p>
+            <w:r>
+              <w:rPr>
+                <w:sz w:val="20"/>
+              </w:rPr>
+              <w:t>Sí — Sí / No</w:t>
+            </w:r>
+          </w:p>
+        </w:tc>
+      </w:tr>
+    </w:tbl>
+    <w:p/>
+    <w:p>
+      <w:r>
+        <w:rPr>
+          <w:b/>
+          <w:sz w:val="22"/>
+        </w:rPr>
+        <w:t xml:space="preserve">Botones: </w:t>
+      </w:r>
+      <w:r>
+        <w:rPr>
+          <w:sz w:val="22"/>
+        </w:rPr>
+        <w:t>Guardar, Cancelar</w:t>
+      </w:r>
+    </w:p>
+    <w:p>
+      <w:r>
+        <w:rPr>
+          <w:b/>
+          <w:sz w:val="22"/>
+        </w:rPr>
+        <w:t xml:space="preserve">Mensajes: </w:t>
+      </w:r>
+      <w:r>
+        <w:rPr>
+          <w:sz w:val="22"/>
+        </w:rPr>
+        <w:t>"Producto guardado" / "El precio debe ser mayor a 0"</w:t>
+      </w:r>
+    </w:p>
+    <w:p/>
+    <w:p>
+      <w:r>
+        <w:rPr>
+          <w:b/>
+          <w:i w:val="0"/>
+          <w:sz w:val="22"/>
+        </w:rPr>
+        <w:t>F04 — Formulario de Pedido</w:t>
+      </w:r>
+    </w:p>
+    <w:p>
+      <w:r>
+        <w:rPr>
+          <w:b/>
+          <w:sz w:val="22"/>
+        </w:rPr>
+        <w:t xml:space="preserve">Pantalla: </w:t>
+      </w:r>
+      <w:r>
+        <w:rPr>
+          <w:sz w:val="22"/>
+        </w:rPr>
+        <w:t>P09 — Formulario de Pedido</w:t>
+      </w:r>
+    </w:p>
+    <w:p>
+      <w:r>
+        <w:rPr>
+          <w:b/>
+          <w:sz w:val="22"/>
+        </w:rPr>
+        <w:t xml:space="preserve">Objetivo: </w:t>
+      </w:r>
+      <w:r>
+        <w:rPr>
+          <w:sz w:val="22"/>
+        </w:rPr>
+        <w:t>Registrar un nuevo pedido asociado a un cliente o mesa.</w:t>
+      </w:r>
+    </w:p>
+    <w:p/>
+    <w:tbl>
+      <w:tblPr>
+        <w:tblStyle w:val="TableGrid"/>
+        <w:tblW w:type="auto" w:w="0"/>
+        <w:tblLook w:firstColumn="1" w:firstRow="1" w:lastColumn="0" w:lastRow="0" w:noHBand="0" w:noVBand="1" w:val="04A0"/>
+      </w:tblPr>
+      <w:tblGrid>
+        <w:gridCol w:w="2880"/>
+        <w:gridCol w:w="2880"/>
+        <w:gridCol w:w="2880"/>
+      </w:tblGrid>
+      <w:tr>
+        <w:tc>
+          <w:tcPr>
+            <w:tcW w:type="dxa" w:w="2880"/>
+            <w:shd w:val="clear" w:color="auto" w:fill="1F3864"/>
+          </w:tcPr>
+          <w:p>
+            <w:pPr>
+              <w:jc w:val="center"/>
+            </w:pPr>
+            <w:r>
+              <w:rPr>
+                <w:b/>
+                <w:color w:val="FFFFFF"/>
+                <w:sz w:val="20"/>
+              </w:rPr>
+              <w:t>Campo</w:t>
+            </w:r>
+          </w:p>
+        </w:tc>
+        <w:tc>
+          <w:tcPr>
+            <w:tcW w:type="dxa" w:w="2880"/>
+            <w:shd w:val="clear" w:color="auto" w:fill="1F3864"/>
+          </w:tcPr>
+          <w:p>
+            <w:pPr>
+              <w:jc w:val="center"/>
+            </w:pPr>
+            <w:r>
+              <w:rPr>
+                <w:b/>
+                <w:color w:val="FFFFFF"/>
+                <w:sz w:val="20"/>
+              </w:rPr>
+              <w:t>Tipo</w:t>
+            </w:r>
+          </w:p>
+        </w:tc>
+        <w:tc>
+          <w:tcPr>
+            <w:tcW w:type="dxa" w:w="2880"/>
+            <w:shd w:val="clear" w:color="auto" w:fill="1F3864"/>
+          </w:tcPr>
+          <w:p>
+            <w:pPr>
+              <w:jc w:val="center"/>
+            </w:pPr>
+            <w:r>
+              <w:rPr>
+                <w:b/>
+                <w:color w:val="FFFFFF"/>
+                <w:sz w:val="20"/>
+              </w:rPr>
+              <w:t>Obligatorio / Regla</w:t>
+            </w:r>
+          </w:p>
+        </w:tc>
+      </w:tr>
+      <w:tr>
+        <w:tc>
+          <w:tcPr>
+            <w:tcW w:type="dxa" w:w="2880"/>
+          </w:tcPr>
+          <w:p>
+            <w:r>
+              <w:rPr>
+                <w:sz w:val="20"/>
+              </w:rPr>
+              <w:t>cliente</w:t>
+            </w:r>
+          </w:p>
+        </w:tc>
+        <w:tc>
+          <w:tcPr>
+            <w:tcW w:type="dxa" w:w="2880"/>
+          </w:tcPr>
+          <w:p>
+            <w:pPr>
+              <w:jc w:val="center"/>
+            </w:pPr>
+            <w:r>
+              <w:rPr>
+                <w:sz w:val="20"/>
+              </w:rPr>
+              <w:t>Select</w:t>
+            </w:r>
+          </w:p>
+        </w:tc>
+        <w:tc>
+          <w:tcPr>
+            <w:tcW w:type="dxa" w:w="2880"/>
+          </w:tcPr>
+          <w:p>
+            <w:r>
+              <w:rPr>
+                <w:sz w:val="20"/>
+              </w:rPr>
+              <w:t>No — puede indicar mesa en su lugar</w:t>
+            </w:r>
+          </w:p>
+        </w:tc>
+      </w:tr>
+      <w:tr>
+        <w:tc>
+          <w:tcPr>
+            <w:tcW w:type="dxa" w:w="2880"/>
+          </w:tcPr>
+          <w:p>
+            <w:r>
+              <w:rPr>
+                <w:sz w:val="20"/>
+              </w:rPr>
+              <w:t>mesa</w:t>
+            </w:r>
+          </w:p>
+        </w:tc>
+        <w:tc>
+          <w:tcPr>
+            <w:tcW w:type="dxa" w:w="2880"/>
+          </w:tcPr>
+          <w:p>
+            <w:pPr>
+              <w:jc w:val="center"/>
+            </w:pPr>
+            <w:r>
+              <w:rPr>
+                <w:sz w:val="20"/>
+              </w:rPr>
+              <w:t>Número</w:t>
+            </w:r>
+          </w:p>
+        </w:tc>
+        <w:tc>
+          <w:tcPr>
+            <w:tcW w:type="dxa" w:w="2880"/>
+          </w:tcPr>
+          <w:p>
+            <w:r>
+              <w:rPr>
+                <w:sz w:val="20"/>
+              </w:rPr>
+              <w:t>No — si no hay cliente registrado</w:t>
+            </w:r>
+          </w:p>
+        </w:tc>
+      </w:tr>
+      <w:tr>
+        <w:tc>
+          <w:tcPr>
+            <w:tcW w:type="dxa" w:w="2880"/>
+          </w:tcPr>
+          <w:p>
+            <w:r>
+              <w:rPr>
+                <w:sz w:val="20"/>
+              </w:rPr>
+              <w:t>productos</w:t>
+            </w:r>
+          </w:p>
+        </w:tc>
+        <w:tc>
+          <w:tcPr>
+            <w:tcW w:type="dxa" w:w="2880"/>
+          </w:tcPr>
+          <w:p>
+            <w:pPr>
+              <w:jc w:val="center"/>
+            </w:pPr>
+            <w:r>
+              <w:rPr>
+                <w:sz w:val="20"/>
+              </w:rPr>
+              <w:t>Selección múltiple</w:t>
+            </w:r>
+          </w:p>
+        </w:tc>
+        <w:tc>
+          <w:tcPr>
+            <w:tcW w:type="dxa" w:w="2880"/>
+          </w:tcPr>
+          <w:p>
+            <w:r>
+              <w:rPr>
+                <w:sz w:val="20"/>
+              </w:rPr>
+              <w:t>Sí — mínimo 1 producto</w:t>
+            </w:r>
+          </w:p>
+        </w:tc>
+      </w:tr>
+      <w:tr>
+        <w:tc>
+          <w:tcPr>
+            <w:tcW w:type="dxa" w:w="2880"/>
+          </w:tcPr>
+          <w:p>
+            <w:r>
+              <w:rPr>
+                <w:sz w:val="20"/>
+              </w:rPr>
+              <w:t>total</w:t>
+            </w:r>
+          </w:p>
+        </w:tc>
+        <w:tc>
+          <w:tcPr>
+            <w:tcW w:type="dxa" w:w="2880"/>
+          </w:tcPr>
+          <w:p>
+            <w:pPr>
+              <w:jc w:val="center"/>
+            </w:pPr>
+            <w:r>
+              <w:rPr>
+                <w:sz w:val="20"/>
+              </w:rPr>
+              <w:t>Calculado automático en JS</w:t>
+            </w:r>
+          </w:p>
+        </w:tc>
+        <w:tc>
+          <w:tcPr>
+            <w:tcW w:type="dxa" w:w="2880"/>
+          </w:tcPr>
+          <w:p>
+            <w:r>
+              <w:rPr>
+                <w:sz w:val="20"/>
+              </w:rPr>
+              <w:t>—</w:t>
+            </w:r>
+          </w:p>
+        </w:tc>
+      </w:tr>
+    </w:tbl>
+    <w:p/>
+    <w:p>
+      <w:r>
+        <w:rPr>
+          <w:b/>
+          <w:sz w:val="22"/>
+        </w:rPr>
+        <w:t xml:space="preserve">Botones: </w:t>
+      </w:r>
+      <w:r>
+        <w:rPr>
+          <w:sz w:val="22"/>
+        </w:rPr>
+        <w:t>Agregar producto, Quitar producto, Confirmar pedido, Cancelar</w:t>
+      </w:r>
+    </w:p>
+    <w:p>
+      <w:r>
+        <w:rPr>
+          <w:b/>
+          <w:sz w:val="22"/>
+        </w:rPr>
+        <w:t xml:space="preserve">Mensajes: </w:t>
+      </w:r>
+      <w:r>
+        <w:rPr>
+          <w:sz w:val="22"/>
+        </w:rPr>
+        <w:t>"Debe agregar al menos un producto" / "Pedido registrado correctamente"</w:t>
+      </w:r>
+    </w:p>
+    <w:p>
+      <w:r>
+        <w:br w:type="page"/>
+      </w:r>
+    </w:p>
+    <w:p>
+      <w:pPr>
+        <w:pStyle w:val="Heading2"/>
+        <w:jc w:val="left"/>
+      </w:pPr>
+      <w:r>
+        <w:rPr>
+          <w:b/>
+          <w:color w:val="1F3864"/>
+        </w:rPr>
+        <w:t>2.4  Tablas, Tarjetas y Visualización de Datos — Prompt 2.4</w:t>
+      </w:r>
+    </w:p>
+    <w:tbl>
+      <w:tblPr>
+        <w:tblStyle w:val="TableGrid"/>
+        <w:tblW w:type="auto" w:w="0"/>
+        <w:tblLook w:firstColumn="1" w:firstRow="1" w:lastColumn="0" w:lastRow="0" w:noHBand="0" w:noVBand="1" w:val="04A0"/>
+      </w:tblPr>
+      <w:tblGrid>
+        <w:gridCol w:w="1440"/>
+        <w:gridCol w:w="1440"/>
+        <w:gridCol w:w="1440"/>
+        <w:gridCol w:w="1440"/>
+        <w:gridCol w:w="1440"/>
+        <w:gridCol w:w="1440"/>
+      </w:tblGrid>
+      <w:tr>
+        <w:tc>
+          <w:tcPr>
+            <w:tcW w:type="dxa" w:w="1440"/>
+            <w:shd w:val="clear" w:color="auto" w:fill="1F3864"/>
+          </w:tcPr>
+          <w:p>
+            <w:pPr>
+              <w:jc w:val="center"/>
+            </w:pPr>
+            <w:r>
+              <w:rPr>
+                <w:b/>
+                <w:color w:val="FFFFFF"/>
+                <w:sz w:val="20"/>
+              </w:rPr>
+              <w:t>Elemento</w:t>
+            </w:r>
+          </w:p>
+        </w:tc>
+        <w:tc>
+          <w:tcPr>
+            <w:tcW w:type="dxa" w:w="1440"/>
+            <w:shd w:val="clear" w:color="auto" w:fill="1F3864"/>
+          </w:tcPr>
+          <w:p>
+            <w:pPr>
+              <w:jc w:val="center"/>
+            </w:pPr>
+            <w:r>
+              <w:rPr>
+                <w:b/>
+                <w:color w:val="FFFFFF"/>
+                <w:sz w:val="20"/>
+              </w:rPr>
+              <w:t>Pantalla</w:t>
+            </w:r>
+          </w:p>
+        </w:tc>
+        <w:tc>
+          <w:tcPr>
+            <w:tcW w:type="dxa" w:w="1440"/>
+            <w:shd w:val="clear" w:color="auto" w:fill="1F3864"/>
+          </w:tcPr>
+          <w:p>
+            <w:pPr>
+              <w:jc w:val="center"/>
+            </w:pPr>
+            <w:r>
+              <w:rPr>
+                <w:b/>
+                <w:color w:val="FFFFFF"/>
+                <w:sz w:val="20"/>
+              </w:rPr>
+              <w:t>Tipo</w:t>
+            </w:r>
+          </w:p>
+        </w:tc>
+        <w:tc>
+          <w:tcPr>
+            <w:tcW w:type="dxa" w:w="1440"/>
+            <w:shd w:val="clear" w:color="auto" w:fill="1F3864"/>
+          </w:tcPr>
+          <w:p>
+            <w:pPr>
+              <w:jc w:val="center"/>
+            </w:pPr>
+            <w:r>
+              <w:rPr>
+                <w:b/>
+                <w:color w:val="FFFFFF"/>
+                <w:sz w:val="20"/>
+              </w:rPr>
+              <w:t>Datos</w:t>
+            </w:r>
+          </w:p>
+        </w:tc>
+        <w:tc>
+          <w:tcPr>
+            <w:tcW w:type="dxa" w:w="1440"/>
+            <w:shd w:val="clear" w:color="auto" w:fill="1F3864"/>
+          </w:tcPr>
+          <w:p>
+            <w:pPr>
+              <w:jc w:val="center"/>
+            </w:pPr>
+            <w:r>
+              <w:rPr>
+                <w:b/>
+                <w:color w:val="FFFFFF"/>
+                <w:sz w:val="20"/>
+              </w:rPr>
+              <w:t>Acciones</w:t>
+            </w:r>
+          </w:p>
+        </w:tc>
+        <w:tc>
+          <w:tcPr>
+            <w:tcW w:type="dxa" w:w="1440"/>
+            <w:shd w:val="clear" w:color="auto" w:fill="1F3864"/>
+          </w:tcPr>
+          <w:p>
+            <w:pPr>
+              <w:jc w:val="center"/>
+            </w:pPr>
+            <w:r>
+              <w:rPr>
+                <w:b/>
+                <w:color w:val="FFFFFF"/>
+                <w:sz w:val="20"/>
+              </w:rPr>
+              <w:t>Msg. vacío</w:t>
+            </w:r>
+          </w:p>
+        </w:tc>
+      </w:tr>
+      <w:tr>
+        <w:tc>
+          <w:tcPr>
+            <w:tcW w:type="dxa" w:w="1440"/>
+          </w:tcPr>
+          <w:p>
+            <w:r>
+              <w:rPr>
+                <w:sz w:val="20"/>
+              </w:rPr>
+              <w:t>Tarjetas Dashboard</w:t>
+            </w:r>
+          </w:p>
+        </w:tc>
+        <w:tc>
+          <w:tcPr>
+            <w:tcW w:type="dxa" w:w="1440"/>
+          </w:tcPr>
+          <w:p>
+            <w:r>
+              <w:rPr>
+                <w:sz w:val="20"/>
+              </w:rPr>
+              <w:t>P01 — Dashboard</w:t>
+            </w:r>
+          </w:p>
+        </w:tc>
+        <w:tc>
+          <w:tcPr>
+            <w:tcW w:type="dxa" w:w="1440"/>
+          </w:tcPr>
+          <w:p>
+            <w:r>
+              <w:rPr>
+                <w:sz w:val="20"/>
+              </w:rPr>
+              <w:t>Tarjeta</w:t>
+            </w:r>
+          </w:p>
+        </w:tc>
+        <w:tc>
+          <w:tcPr>
+            <w:tcW w:type="dxa" w:w="1440"/>
+          </w:tcPr>
+          <w:p>
+            <w:r>
+              <w:rPr>
+                <w:sz w:val="20"/>
+              </w:rPr>
+              <w:t>Total ventas hoy, Pedidos activos, Clientes activos, Productos disponibles</w:t>
+            </w:r>
+          </w:p>
+        </w:tc>
+        <w:tc>
+          <w:tcPr>
+            <w:tcW w:type="dxa" w:w="1440"/>
+          </w:tcPr>
+          <w:p>
+            <w:r>
+              <w:rPr>
+                <w:sz w:val="20"/>
+              </w:rPr>
+              <w:t>Acceso rápido a cada módulo</w:t>
+            </w:r>
+          </w:p>
+        </w:tc>
+        <w:tc>
+          <w:tcPr>
+            <w:tcW w:type="dxa" w:w="1440"/>
+          </w:tcPr>
+          <w:p>
+            <w:r>
+              <w:rPr>
+                <w:sz w:val="20"/>
+              </w:rPr>
+              <w:t>—</w:t>
+            </w:r>
+          </w:p>
+        </w:tc>
+      </w:tr>
+      <w:tr>
+        <w:tc>
+          <w:tcPr>
+            <w:tcW w:type="dxa" w:w="1440"/>
+          </w:tcPr>
+          <w:p>
+            <w:r>
+              <w:rPr>
+                <w:sz w:val="20"/>
+              </w:rPr>
+              <w:t>Tabla de Clientes</w:t>
+            </w:r>
+          </w:p>
+        </w:tc>
+        <w:tc>
+          <w:tcPr>
+            <w:tcW w:type="dxa" w:w="1440"/>
+          </w:tcPr>
+          <w:p>
+            <w:r>
+              <w:rPr>
+                <w:sz w:val="20"/>
+              </w:rPr>
+              <w:t>P03 — Listado Clientes</w:t>
+            </w:r>
+          </w:p>
+        </w:tc>
+        <w:tc>
+          <w:tcPr>
+            <w:tcW w:type="dxa" w:w="1440"/>
+          </w:tcPr>
+          <w:p>
+            <w:r>
+              <w:rPr>
+                <w:sz w:val="20"/>
+              </w:rPr>
+              <w:t>Tabla</w:t>
+            </w:r>
+          </w:p>
+        </w:tc>
+        <w:tc>
+          <w:tcPr>
+            <w:tcW w:type="dxa" w:w="1440"/>
+          </w:tcPr>
+          <w:p>
+            <w:r>
+              <w:rPr>
+                <w:sz w:val="20"/>
+              </w:rPr>
+              <w:t>id, nombres, apellidos, identificacion, telefono, celular, correo, estadoCivil, estado</w:t>
+            </w:r>
+          </w:p>
+        </w:tc>
+        <w:tc>
+          <w:tcPr>
+            <w:tcW w:type="dxa" w:w="1440"/>
+          </w:tcPr>
+          <w:p>
+            <w:r>
+              <w:rPr>
+                <w:sz w:val="20"/>
+              </w:rPr>
+              <w:t>Ver detalle, Editar, Cambiar estado</w:t>
+            </w:r>
+          </w:p>
+        </w:tc>
+        <w:tc>
+          <w:tcPr>
+            <w:tcW w:type="dxa" w:w="1440"/>
+          </w:tcPr>
+          <w:p>
+            <w:r>
+              <w:rPr>
+                <w:sz w:val="20"/>
+              </w:rPr>
+              <w:t>"No hay clientes registrados"</w:t>
+            </w:r>
+          </w:p>
+        </w:tc>
+      </w:tr>
+      <w:tr>
+        <w:tc>
+          <w:tcPr>
+            <w:tcW w:type="dxa" w:w="1440"/>
+          </w:tcPr>
+          <w:p>
+            <w:r>
+              <w:rPr>
+                <w:sz w:val="20"/>
+              </w:rPr>
+              <w:t>Panel Detalle Cliente</w:t>
+            </w:r>
+          </w:p>
+        </w:tc>
+        <w:tc>
+          <w:tcPr>
+            <w:tcW w:type="dxa" w:w="1440"/>
+          </w:tcPr>
+          <w:p>
+            <w:r>
+              <w:rPr>
+                <w:sz w:val="20"/>
+              </w:rPr>
+              <w:t>P05 — Detalle Cliente</w:t>
+            </w:r>
+          </w:p>
+        </w:tc>
+        <w:tc>
+          <w:tcPr>
+            <w:tcW w:type="dxa" w:w="1440"/>
+          </w:tcPr>
+          <w:p>
+            <w:r>
+              <w:rPr>
+                <w:sz w:val="20"/>
+              </w:rPr>
+              <w:t>Panel</w:t>
+            </w:r>
+          </w:p>
+        </w:tc>
+        <w:tc>
+          <w:tcPr>
+            <w:tcW w:type="dxa" w:w="1440"/>
+          </w:tcPr>
+          <w:p>
+            <w:r>
+              <w:rPr>
+                <w:sz w:val="20"/>
+              </w:rPr>
+              <w:t>Todos los campos del cliente incluyendo fecha_registro</w:t>
+            </w:r>
+          </w:p>
+        </w:tc>
+        <w:tc>
+          <w:tcPr>
+            <w:tcW w:type="dxa" w:w="1440"/>
+          </w:tcPr>
+          <w:p>
+            <w:r>
+              <w:rPr>
+                <w:sz w:val="20"/>
+              </w:rPr>
+              <w:t>Editar, Cambiar estado, Regresar</w:t>
+            </w:r>
+          </w:p>
+        </w:tc>
+        <w:tc>
+          <w:tcPr>
+            <w:tcW w:type="dxa" w:w="1440"/>
+          </w:tcPr>
+          <w:p>
+            <w:r>
+              <w:rPr>
+                <w:sz w:val="20"/>
+              </w:rPr>
+              <w:t>—</w:t>
+            </w:r>
+          </w:p>
+        </w:tc>
+      </w:tr>
+      <w:tr>
+        <w:tc>
+          <w:tcPr>
+            <w:tcW w:type="dxa" w:w="1440"/>
+          </w:tcPr>
+          <w:p>
+            <w:r>
+              <w:rPr>
+                <w:sz w:val="20"/>
+              </w:rPr>
+              <w:t>Tabla de Productos</w:t>
+            </w:r>
+          </w:p>
+        </w:tc>
+        <w:tc>
+          <w:tcPr>
+            <w:tcW w:type="dxa" w:w="1440"/>
+          </w:tcPr>
+          <w:p>
+            <w:r>
+              <w:rPr>
+                <w:sz w:val="20"/>
+              </w:rPr>
+              <w:t>P06 — Listado Productos</w:t>
+            </w:r>
+          </w:p>
+        </w:tc>
+        <w:tc>
+          <w:tcPr>
+            <w:tcW w:type="dxa" w:w="1440"/>
+          </w:tcPr>
+          <w:p>
+            <w:r>
+              <w:rPr>
+                <w:sz w:val="20"/>
+              </w:rPr>
+              <w:t>Tabla</w:t>
+            </w:r>
+          </w:p>
+        </w:tc>
+        <w:tc>
+          <w:tcPr>
+            <w:tcW w:type="dxa" w:w="1440"/>
+          </w:tcPr>
+          <w:p>
+            <w:r>
+              <w:rPr>
+                <w:sz w:val="20"/>
+              </w:rPr>
+              <w:t>nombre, categoría, precio, disponible</w:t>
+            </w:r>
+          </w:p>
+        </w:tc>
+        <w:tc>
+          <w:tcPr>
+            <w:tcW w:type="dxa" w:w="1440"/>
+          </w:tcPr>
+          <w:p>
+            <w:r>
+              <w:rPr>
+                <w:sz w:val="20"/>
+              </w:rPr>
+              <w:t>Editar, Cambiar disponibilidad</w:t>
+            </w:r>
+          </w:p>
+        </w:tc>
+        <w:tc>
+          <w:tcPr>
+            <w:tcW w:type="dxa" w:w="1440"/>
+          </w:tcPr>
+          <w:p>
+            <w:r>
+              <w:rPr>
+                <w:sz w:val="20"/>
+              </w:rPr>
+              <w:t>"No hay productos registrados"</w:t>
+            </w:r>
+          </w:p>
+        </w:tc>
+      </w:tr>
+      <w:tr>
+        <w:tc>
+          <w:tcPr>
+            <w:tcW w:type="dxa" w:w="1440"/>
+          </w:tcPr>
+          <w:p>
+            <w:r>
+              <w:rPr>
+                <w:sz w:val="20"/>
+              </w:rPr>
+              <w:t>Tabla de Pedidos</w:t>
+            </w:r>
+          </w:p>
+        </w:tc>
+        <w:tc>
+          <w:tcPr>
+            <w:tcW w:type="dxa" w:w="1440"/>
+          </w:tcPr>
+          <w:p>
+            <w:r>
+              <w:rPr>
+                <w:sz w:val="20"/>
+              </w:rPr>
+              <w:t>P08 — Listado Pedidos</w:t>
+            </w:r>
+          </w:p>
+        </w:tc>
+        <w:tc>
+          <w:tcPr>
+            <w:tcW w:type="dxa" w:w="1440"/>
+          </w:tcPr>
+          <w:p>
+            <w:r>
+              <w:rPr>
+                <w:sz w:val="20"/>
+              </w:rPr>
+              <w:t>Tabla</w:t>
+            </w:r>
+          </w:p>
+        </w:tc>
+        <w:tc>
+          <w:tcPr>
+            <w:tcW w:type="dxa" w:w="1440"/>
+          </w:tcPr>
+          <w:p>
+            <w:r>
+              <w:rPr>
+                <w:sz w:val="20"/>
+              </w:rPr>
+              <w:t>id, cliente/mesa, total, estado, fecha</w:t>
+            </w:r>
+          </w:p>
+        </w:tc>
+        <w:tc>
+          <w:tcPr>
+            <w:tcW w:type="dxa" w:w="1440"/>
+          </w:tcPr>
+          <w:p>
+            <w:r>
+              <w:rPr>
+                <w:sz w:val="20"/>
+              </w:rPr>
+              <w:t>Ver detalle, Cambiar estado, Nuevo pedido</w:t>
+            </w:r>
+          </w:p>
+        </w:tc>
+        <w:tc>
+          <w:tcPr>
+            <w:tcW w:type="dxa" w:w="1440"/>
+          </w:tcPr>
+          <w:p>
+            <w:r>
+              <w:rPr>
+                <w:sz w:val="20"/>
+              </w:rPr>
+              <w:t>"No hay pedidos registrados"</w:t>
+            </w:r>
+          </w:p>
+        </w:tc>
+      </w:tr>
+      <w:tr>
+        <w:tc>
+          <w:tcPr>
+            <w:tcW w:type="dxa" w:w="1440"/>
+          </w:tcPr>
+          <w:p>
+            <w:r>
+              <w:rPr>
+                <w:sz w:val="20"/>
+              </w:rPr>
+              <w:t>Panel Detalle Pedido</w:t>
+            </w:r>
+          </w:p>
+        </w:tc>
+        <w:tc>
+          <w:tcPr>
+            <w:tcW w:type="dxa" w:w="1440"/>
+          </w:tcPr>
+          <w:p>
+            <w:r>
+              <w:rPr>
+                <w:sz w:val="20"/>
+              </w:rPr>
+              <w:t>P10 — Detalle Pedido</w:t>
+            </w:r>
+          </w:p>
+        </w:tc>
+        <w:tc>
+          <w:tcPr>
+            <w:tcW w:type="dxa" w:w="1440"/>
+          </w:tcPr>
+          <w:p>
+            <w:r>
+              <w:rPr>
+                <w:sz w:val="20"/>
+              </w:rPr>
+              <w:t>Panel + Lista</w:t>
+            </w:r>
+          </w:p>
+        </w:tc>
+        <w:tc>
+          <w:tcPr>
+            <w:tcW w:type="dxa" w:w="1440"/>
+          </w:tcPr>
+          <w:p>
+            <w:r>
+              <w:rPr>
+                <w:sz w:val="20"/>
+              </w:rPr>
+              <w:t>Cliente/mesa, productos con precios unitarios, total, estado actual</w:t>
+            </w:r>
+          </w:p>
+        </w:tc>
+        <w:tc>
+          <w:tcPr>
+            <w:tcW w:type="dxa" w:w="1440"/>
+          </w:tcPr>
+          <w:p>
+            <w:r>
+              <w:rPr>
+                <w:sz w:val="20"/>
+              </w:rPr>
+              <w:t>Cambiar estado, Regresar</w:t>
+            </w:r>
+          </w:p>
+        </w:tc>
+        <w:tc>
+          <w:tcPr>
+            <w:tcW w:type="dxa" w:w="1440"/>
+          </w:tcPr>
+          <w:p>
+            <w:r>
+              <w:rPr>
+                <w:sz w:val="20"/>
+              </w:rPr>
+              <w:t>—</w:t>
+            </w:r>
+          </w:p>
+        </w:tc>
+      </w:tr>
+    </w:tbl>
+    <w:p>
+      <w:r>
+        <w:br w:type="page"/>
+      </w:r>
+    </w:p>
+    <w:p>
+      <w:pPr>
+        <w:pStyle w:val="Heading2"/>
+        <w:jc w:val="left"/>
+      </w:pPr>
+      <w:r>
+        <w:rPr>
+          <w:b/>
+          <w:color w:val="1F3864"/>
+        </w:rPr>
+        <w:t>2.5  Datos Simulados — Prompt 2.5</w:t>
+      </w:r>
+    </w:p>
+    <w:p>
+      <w:r>
+        <w:rPr>
+          <w:b w:val="0"/>
+          <w:i w:val="0"/>
+          <w:sz w:val="22"/>
+        </w:rPr>
+        <w:t>Los siguientes datos se utilizan para probar la interfaz del frontend antes de conectar el sistema con el backend real.</w:t>
+      </w:r>
+    </w:p>
+    <w:p/>
+    <w:p>
+      <w:r>
+        <w:rPr>
+          <w:b/>
+          <w:i w:val="0"/>
+          <w:sz w:val="22"/>
+        </w:rPr>
+        <w:t>Clientes simulados:</w:t>
+      </w:r>
+    </w:p>
+    <w:tbl>
+      <w:tblPr>
+        <w:tblStyle w:val="TableGrid"/>
+        <w:tblW w:type="auto" w:w="0"/>
+        <w:tblLook w:firstColumn="1" w:firstRow="1" w:lastColumn="0" w:lastRow="0" w:noHBand="0" w:noVBand="1" w:val="04A0"/>
+      </w:tblPr>
+      <w:tblGrid>
+        <w:gridCol w:w="785"/>
+        <w:gridCol w:w="785"/>
+        <w:gridCol w:w="785"/>
+        <w:gridCol w:w="785"/>
+        <w:gridCol w:w="785"/>
+        <w:gridCol w:w="785"/>
+        <w:gridCol w:w="785"/>
+        <w:gridCol w:w="785"/>
+        <w:gridCol w:w="785"/>
+        <w:gridCol w:w="785"/>
+        <w:gridCol w:w="785"/>
+      </w:tblGrid>
+      <w:tr>
+        <w:tc>
+          <w:tcPr>
+            <w:tcW w:type="dxa" w:w="785"/>
+            <w:shd w:val="clear" w:color="auto" w:fill="2E74B5"/>
+          </w:tcPr>
+          <w:p>
+            <w:pPr>
+              <w:jc w:val="center"/>
+            </w:pPr>
+            <w:r>
+              <w:rPr>
+                <w:b/>
+                <w:color w:val="FFFFFF"/>
+                <w:sz w:val="20"/>
+              </w:rPr>
+              <w:t>id</w:t>
+            </w:r>
+          </w:p>
+        </w:tc>
+        <w:tc>
+          <w:tcPr>
+            <w:tcW w:type="dxa" w:w="785"/>
+            <w:shd w:val="clear" w:color="auto" w:fill="2E74B5"/>
+          </w:tcPr>
+          <w:p>
+            <w:pPr>
+              <w:jc w:val="center"/>
+            </w:pPr>
+            <w:r>
+              <w:rPr>
+                <w:b/>
+                <w:color w:val="FFFFFF"/>
+                <w:sz w:val="20"/>
+              </w:rPr>
+              <w:t>nombres</w:t>
+            </w:r>
+          </w:p>
+        </w:tc>
+        <w:tc>
+          <w:tcPr>
+            <w:tcW w:type="dxa" w:w="785"/>
+            <w:shd w:val="clear" w:color="auto" w:fill="2E74B5"/>
+          </w:tcPr>
+          <w:p>
+            <w:pPr>
+              <w:jc w:val="center"/>
+            </w:pPr>
+            <w:r>
+              <w:rPr>
+                <w:b/>
+                <w:color w:val="FFFFFF"/>
+                <w:sz w:val="20"/>
+              </w:rPr>
+              <w:t>apellidos</w:t>
+            </w:r>
+          </w:p>
+        </w:tc>
+        <w:tc>
+          <w:tcPr>
+            <w:tcW w:type="dxa" w:w="785"/>
+            <w:shd w:val="clear" w:color="auto" w:fill="2E74B5"/>
+          </w:tcPr>
+          <w:p>
+            <w:pPr>
+              <w:jc w:val="center"/>
+            </w:pPr>
+            <w:r>
+              <w:rPr>
+                <w:b/>
+                <w:color w:val="FFFFFF"/>
+                <w:sz w:val="20"/>
+              </w:rPr>
+              <w:t>identificacion</w:t>
+            </w:r>
+          </w:p>
+        </w:tc>
+        <w:tc>
+          <w:tcPr>
+            <w:tcW w:type="dxa" w:w="785"/>
+            <w:shd w:val="clear" w:color="auto" w:fill="2E74B5"/>
+          </w:tcPr>
+          <w:p>
+            <w:pPr>
+              <w:jc w:val="center"/>
+            </w:pPr>
+            <w:r>
+              <w:rPr>
+                <w:b/>
+                <w:color w:val="FFFFFF"/>
+                <w:sz w:val="20"/>
+              </w:rPr>
+              <w:t>telefono</w:t>
+            </w:r>
+          </w:p>
+        </w:tc>
+        <w:tc>
+          <w:tcPr>
+            <w:tcW w:type="dxa" w:w="785"/>
+            <w:shd w:val="clear" w:color="auto" w:fill="2E74B5"/>
+          </w:tcPr>
+          <w:p>
+            <w:pPr>
+              <w:jc w:val="center"/>
+            </w:pPr>
+            <w:r>
+              <w:rPr>
+                <w:b/>
+                <w:color w:val="FFFFFF"/>
+                <w:sz w:val="20"/>
+              </w:rPr>
+              <w:t>celular</w:t>
+            </w:r>
+          </w:p>
+        </w:tc>
+        <w:tc>
+          <w:tcPr>
+            <w:tcW w:type="dxa" w:w="785"/>
+            <w:shd w:val="clear" w:color="auto" w:fill="2E74B5"/>
+          </w:tcPr>
+          <w:p>
+            <w:pPr>
+              <w:jc w:val="center"/>
+            </w:pPr>
+            <w:r>
+              <w:rPr>
+                <w:b/>
+                <w:color w:val="FFFFFF"/>
+                <w:sz w:val="20"/>
+              </w:rPr>
+              <w:t>correo</w:t>
+            </w:r>
+          </w:p>
+        </w:tc>
+        <w:tc>
+          <w:tcPr>
+            <w:tcW w:type="dxa" w:w="785"/>
+            <w:shd w:val="clear" w:color="auto" w:fill="2E74B5"/>
+          </w:tcPr>
+          <w:p>
+            <w:pPr>
+              <w:jc w:val="center"/>
+            </w:pPr>
+            <w:r>
+              <w:rPr>
+                <w:b/>
+                <w:color w:val="FFFFFF"/>
+                <w:sz w:val="20"/>
+              </w:rPr>
+              <w:t>direccion</w:t>
+            </w:r>
+          </w:p>
+        </w:tc>
+        <w:tc>
+          <w:tcPr>
+            <w:tcW w:type="dxa" w:w="785"/>
+            <w:shd w:val="clear" w:color="auto" w:fill="2E74B5"/>
+          </w:tcPr>
+          <w:p>
+            <w:pPr>
+              <w:jc w:val="center"/>
+            </w:pPr>
+            <w:r>
+              <w:rPr>
+                <w:b/>
+                <w:color w:val="FFFFFF"/>
+                <w:sz w:val="20"/>
+              </w:rPr>
+              <w:t>estadoCivil</w:t>
+            </w:r>
+          </w:p>
+        </w:tc>
+        <w:tc>
+          <w:tcPr>
+            <w:tcW w:type="dxa" w:w="785"/>
+            <w:shd w:val="clear" w:color="auto" w:fill="2E74B5"/>
+          </w:tcPr>
+          <w:p>
+            <w:pPr>
+              <w:jc w:val="center"/>
+            </w:pPr>
+            <w:r>
+              <w:rPr>
+                <w:b/>
+                <w:color w:val="FFFFFF"/>
+                <w:sz w:val="20"/>
+              </w:rPr>
+              <w:t>estado</w:t>
+            </w:r>
+          </w:p>
+        </w:tc>
+        <w:tc>
+          <w:tcPr>
+            <w:tcW w:type="dxa" w:w="785"/>
+            <w:shd w:val="clear" w:color="auto" w:fill="2E74B5"/>
+          </w:tcPr>
+          <w:p>
+            <w:pPr>
+              <w:jc w:val="center"/>
+            </w:pPr>
+            <w:r>
+              <w:rPr>
+                <w:b/>
+                <w:color w:val="FFFFFF"/>
+                <w:sz w:val="20"/>
+              </w:rPr>
+              <w:t>fecha_reg</w:t>
+            </w:r>
+          </w:p>
+        </w:tc>
+      </w:tr>
+      <w:tr>
+        <w:tc>
+          <w:tcPr>
+            <w:tcW w:type="dxa" w:w="785"/>
+          </w:tcPr>
+          <w:p>
+            <w:r>
+              <w:rPr>
+                <w:sz w:val="20"/>
+              </w:rPr>
+              <w:t>1</w:t>
+            </w:r>
+          </w:p>
+        </w:tc>
+        <w:tc>
+          <w:tcPr>
+            <w:tcW w:type="dxa" w:w="785"/>
+          </w:tcPr>
+          <w:p>
+            <w:r>
+              <w:rPr>
+                <w:sz w:val="20"/>
+              </w:rPr>
+              <w:t>Carlos</w:t>
+            </w:r>
+          </w:p>
+        </w:tc>
+        <w:tc>
+          <w:tcPr>
+            <w:tcW w:type="dxa" w:w="785"/>
+          </w:tcPr>
+          <w:p>
+            <w:r>
+              <w:rPr>
+                <w:sz w:val="20"/>
+              </w:rPr>
+              <w:t>Mendoza Rivera</w:t>
+            </w:r>
+          </w:p>
+        </w:tc>
+        <w:tc>
+          <w:tcPr>
+            <w:tcW w:type="dxa" w:w="785"/>
+          </w:tcPr>
+          <w:p>
+            <w:r>
+              <w:rPr>
+                <w:sz w:val="20"/>
+              </w:rPr>
+              <w:t>0912345678</w:t>
+            </w:r>
+          </w:p>
+        </w:tc>
+        <w:tc>
+          <w:tcPr>
+            <w:tcW w:type="dxa" w:w="785"/>
+          </w:tcPr>
+          <w:p>
+            <w:r>
+              <w:rPr>
+                <w:sz w:val="20"/>
+              </w:rPr>
+              <w:t>042-223344</w:t>
+            </w:r>
+          </w:p>
+        </w:tc>
+        <w:tc>
+          <w:tcPr>
+            <w:tcW w:type="dxa" w:w="785"/>
+          </w:tcPr>
+          <w:p>
+            <w:r>
+              <w:rPr>
+                <w:sz w:val="20"/>
+              </w:rPr>
+              <w:t>0991234567</w:t>
+            </w:r>
+          </w:p>
+        </w:tc>
+        <w:tc>
+          <w:tcPr>
+            <w:tcW w:type="dxa" w:w="785"/>
+          </w:tcPr>
+          <w:p>
+            <w:r>
+              <w:rPr>
+                <w:sz w:val="20"/>
+              </w:rPr>
+              <w:t>carlos@gmail.com</w:t>
+            </w:r>
+          </w:p>
+        </w:tc>
+        <w:tc>
+          <w:tcPr>
+            <w:tcW w:type="dxa" w:w="785"/>
+          </w:tcPr>
+          <w:p>
+            <w:r>
+              <w:rPr>
+                <w:sz w:val="20"/>
+              </w:rPr>
+              <w:t>Av. 9 de Octubre 123</w:t>
+            </w:r>
+          </w:p>
+        </w:tc>
+        <w:tc>
+          <w:tcPr>
+            <w:tcW w:type="dxa" w:w="785"/>
+          </w:tcPr>
+          <w:p>
+            <w:r>
+              <w:rPr>
+                <w:sz w:val="20"/>
+              </w:rPr>
+              <w:t>casado</w:t>
+            </w:r>
+          </w:p>
+        </w:tc>
+        <w:tc>
+          <w:tcPr>
+            <w:tcW w:type="dxa" w:w="785"/>
+          </w:tcPr>
+          <w:p>
+            <w:r>
+              <w:rPr>
+                <w:sz w:val="20"/>
+              </w:rPr>
+              <w:t>activo</w:t>
+            </w:r>
+          </w:p>
+        </w:tc>
+        <w:tc>
+          <w:tcPr>
+            <w:tcW w:type="dxa" w:w="785"/>
+          </w:tcPr>
+          <w:p>
+            <w:r>
+              <w:rPr>
+                <w:sz w:val="20"/>
+              </w:rPr>
+              <w:t>2026-01-15</w:t>
+            </w:r>
+          </w:p>
+        </w:tc>
+      </w:tr>
+      <w:tr>
+        <w:tc>
+          <w:tcPr>
+            <w:tcW w:type="dxa" w:w="785"/>
+          </w:tcPr>
+          <w:p>
+            <w:r>
+              <w:rPr>
+                <w:sz w:val="20"/>
+              </w:rPr>
+              <w:t>2</w:t>
+            </w:r>
+          </w:p>
+        </w:tc>
+        <w:tc>
+          <w:tcPr>
+            <w:tcW w:type="dxa" w:w="785"/>
+          </w:tcPr>
+          <w:p>
+            <w:r>
+              <w:rPr>
+                <w:sz w:val="20"/>
+              </w:rPr>
+              <w:t>María</w:t>
+            </w:r>
+          </w:p>
+        </w:tc>
+        <w:tc>
+          <w:tcPr>
+            <w:tcW w:type="dxa" w:w="785"/>
+          </w:tcPr>
+          <w:p>
+            <w:r>
+              <w:rPr>
+                <w:sz w:val="20"/>
+              </w:rPr>
+              <w:t>Torres Loja</w:t>
+            </w:r>
+          </w:p>
+        </w:tc>
+        <w:tc>
+          <w:tcPr>
+            <w:tcW w:type="dxa" w:w="785"/>
+          </w:tcPr>
+          <w:p>
+            <w:r>
+              <w:rPr>
+                <w:sz w:val="20"/>
+              </w:rPr>
+              <w:t>0987654321</w:t>
+            </w:r>
+          </w:p>
+        </w:tc>
+        <w:tc>
+          <w:tcPr>
+            <w:tcW w:type="dxa" w:w="785"/>
+          </w:tcPr>
+          <w:p>
+            <w:r>
+              <w:rPr>
+                <w:sz w:val="20"/>
+              </w:rPr>
+            </w:r>
+          </w:p>
+        </w:tc>
+        <w:tc>
+          <w:tcPr>
+            <w:tcW w:type="dxa" w:w="785"/>
+          </w:tcPr>
+          <w:p>
+            <w:r>
+              <w:rPr>
+                <w:sz w:val="20"/>
+              </w:rPr>
+              <w:t>0987654321</w:t>
+            </w:r>
+          </w:p>
+        </w:tc>
+        <w:tc>
+          <w:tcPr>
+            <w:tcW w:type="dxa" w:w="785"/>
+          </w:tcPr>
+          <w:p>
+            <w:r>
+              <w:rPr>
+                <w:sz w:val="20"/>
+              </w:rPr>
+              <w:t>maria@hotmail.com</w:t>
+            </w:r>
+          </w:p>
+        </w:tc>
+        <w:tc>
+          <w:tcPr>
+            <w:tcW w:type="dxa" w:w="785"/>
+          </w:tcPr>
+          <w:p>
+            <w:r>
+              <w:rPr>
+                <w:sz w:val="20"/>
+              </w:rPr>
+            </w:r>
+          </w:p>
+        </w:tc>
+        <w:tc>
+          <w:tcPr>
+            <w:tcW w:type="dxa" w:w="785"/>
+          </w:tcPr>
+          <w:p>
+            <w:r>
+              <w:rPr>
+                <w:sz w:val="20"/>
+              </w:rPr>
+              <w:t>soltero</w:t>
+            </w:r>
+          </w:p>
+        </w:tc>
+        <w:tc>
+          <w:tcPr>
+            <w:tcW w:type="dxa" w:w="785"/>
+          </w:tcPr>
+          <w:p>
+            <w:r>
+              <w:rPr>
+                <w:sz w:val="20"/>
+              </w:rPr>
+              <w:t>activo</w:t>
+            </w:r>
+          </w:p>
+        </w:tc>
+        <w:tc>
+          <w:tcPr>
+            <w:tcW w:type="dxa" w:w="785"/>
+          </w:tcPr>
+          <w:p>
+            <w:r>
+              <w:rPr>
+                <w:sz w:val="20"/>
+              </w:rPr>
+              <w:t>2026-02-20</w:t>
+            </w:r>
+          </w:p>
+        </w:tc>
+      </w:tr>
+      <w:tr>
+        <w:tc>
+          <w:tcPr>
+            <w:tcW w:type="dxa" w:w="785"/>
+          </w:tcPr>
+          <w:p>
+            <w:r>
+              <w:rPr>
+                <w:sz w:val="20"/>
+              </w:rPr>
+              <w:t>3</w:t>
+            </w:r>
+          </w:p>
+        </w:tc>
+        <w:tc>
+          <w:tcPr>
+            <w:tcW w:type="dxa" w:w="785"/>
+          </w:tcPr>
+          <w:p>
+            <w:r>
+              <w:rPr>
+                <w:sz w:val="20"/>
+              </w:rPr>
+              <w:t>Pedro</w:t>
+            </w:r>
+          </w:p>
+        </w:tc>
+        <w:tc>
+          <w:tcPr>
+            <w:tcW w:type="dxa" w:w="785"/>
+          </w:tcPr>
+          <w:p>
+            <w:r>
+              <w:rPr>
+                <w:sz w:val="20"/>
+              </w:rPr>
+              <w:t>Alvarado Gómez</w:t>
+            </w:r>
+          </w:p>
+        </w:tc>
+        <w:tc>
+          <w:tcPr>
+            <w:tcW w:type="dxa" w:w="785"/>
+          </w:tcPr>
+          <w:p>
+            <w:r>
+              <w:rPr>
+                <w:sz w:val="20"/>
+              </w:rPr>
+              <w:t>0945678901</w:t>
+            </w:r>
+          </w:p>
+        </w:tc>
+        <w:tc>
+          <w:tcPr>
+            <w:tcW w:type="dxa" w:w="785"/>
+          </w:tcPr>
+          <w:p>
+            <w:r>
+              <w:rPr>
+                <w:sz w:val="20"/>
+              </w:rPr>
+              <w:t>042-556677</w:t>
+            </w:r>
+          </w:p>
+        </w:tc>
+        <w:tc>
+          <w:tcPr>
+            <w:tcW w:type="dxa" w:w="785"/>
+          </w:tcPr>
+          <w:p>
+            <w:r>
+              <w:rPr>
+                <w:sz w:val="20"/>
+              </w:rPr>
+              <w:t>0956789012</w:t>
+            </w:r>
+          </w:p>
+        </w:tc>
+        <w:tc>
+          <w:tcPr>
+            <w:tcW w:type="dxa" w:w="785"/>
+          </w:tcPr>
+          <w:p>
+            <w:r>
+              <w:rPr>
+                <w:sz w:val="20"/>
+              </w:rPr>
+              <w:t>pedro@gmail.com</w:t>
+            </w:r>
+          </w:p>
+        </w:tc>
+        <w:tc>
+          <w:tcPr>
+            <w:tcW w:type="dxa" w:w="785"/>
+          </w:tcPr>
+          <w:p>
+            <w:r>
+              <w:rPr>
+                <w:sz w:val="20"/>
+              </w:rPr>
+              <w:t>Cdla. Kennedy Norte</w:t>
+            </w:r>
+          </w:p>
+        </w:tc>
+        <w:tc>
+          <w:tcPr>
+            <w:tcW w:type="dxa" w:w="785"/>
+          </w:tcPr>
+          <w:p>
+            <w:r>
+              <w:rPr>
+                <w:sz w:val="20"/>
+              </w:rPr>
+              <w:t>divorciado</w:t>
+            </w:r>
+          </w:p>
+        </w:tc>
+        <w:tc>
+          <w:tcPr>
+            <w:tcW w:type="dxa" w:w="785"/>
+          </w:tcPr>
+          <w:p>
+            <w:r>
+              <w:rPr>
+                <w:sz w:val="20"/>
+              </w:rPr>
+              <w:t>inactivo</w:t>
+            </w:r>
+          </w:p>
+        </w:tc>
+        <w:tc>
+          <w:tcPr>
+            <w:tcW w:type="dxa" w:w="785"/>
+          </w:tcPr>
+          <w:p>
+            <w:r>
+              <w:rPr>
+                <w:sz w:val="20"/>
+              </w:rPr>
+              <w:t>2026-03-10</w:t>
+            </w:r>
+          </w:p>
+        </w:tc>
+      </w:tr>
+      <w:tr>
+        <w:tc>
+          <w:tcPr>
+            <w:tcW w:type="dxa" w:w="785"/>
+          </w:tcPr>
+          <w:p>
+            <w:r>
+              <w:rPr>
+                <w:sz w:val="20"/>
+              </w:rPr>
+              <w:t>4</w:t>
+            </w:r>
+          </w:p>
+        </w:tc>
+        <w:tc>
+          <w:tcPr>
+            <w:tcW w:type="dxa" w:w="785"/>
+          </w:tcPr>
+          <w:p>
+            <w:r>
+              <w:rPr>
+                <w:sz w:val="20"/>
+              </w:rPr>
+              <w:t>Ana</w:t>
+            </w:r>
+          </w:p>
+        </w:tc>
+        <w:tc>
+          <w:tcPr>
+            <w:tcW w:type="dxa" w:w="785"/>
+          </w:tcPr>
+          <w:p>
+            <w:r>
+              <w:rPr>
+                <w:sz w:val="20"/>
+              </w:rPr>
+              <w:t>Paredes Suárez</w:t>
+            </w:r>
+          </w:p>
+        </w:tc>
+        <w:tc>
+          <w:tcPr>
+            <w:tcW w:type="dxa" w:w="785"/>
+          </w:tcPr>
+          <w:p>
+            <w:r>
+              <w:rPr>
+                <w:sz w:val="20"/>
+              </w:rPr>
+              <w:t>0934567890</w:t>
+            </w:r>
+          </w:p>
+        </w:tc>
+        <w:tc>
+          <w:tcPr>
+            <w:tcW w:type="dxa" w:w="785"/>
+          </w:tcPr>
+          <w:p>
+            <w:r>
+              <w:rPr>
+                <w:sz w:val="20"/>
+              </w:rPr>
+            </w:r>
+          </w:p>
+        </w:tc>
+        <w:tc>
+          <w:tcPr>
+            <w:tcW w:type="dxa" w:w="785"/>
+          </w:tcPr>
+          <w:p>
+            <w:r>
+              <w:rPr>
+                <w:sz w:val="20"/>
+              </w:rPr>
+              <w:t>0934567890</w:t>
+            </w:r>
+          </w:p>
+        </w:tc>
+        <w:tc>
+          <w:tcPr>
+            <w:tcW w:type="dxa" w:w="785"/>
+          </w:tcPr>
+          <w:p>
+            <w:r>
+              <w:rPr>
+                <w:sz w:val="20"/>
+              </w:rPr>
+              <w:t>ana@gmail.com</w:t>
+            </w:r>
+          </w:p>
+        </w:tc>
+        <w:tc>
+          <w:tcPr>
+            <w:tcW w:type="dxa" w:w="785"/>
+          </w:tcPr>
+          <w:p>
+            <w:r>
+              <w:rPr>
+                <w:sz w:val="20"/>
+              </w:rPr>
+              <w:t>Urdesa Central</w:t>
+            </w:r>
+          </w:p>
+        </w:tc>
+        <w:tc>
+          <w:tcPr>
+            <w:tcW w:type="dxa" w:w="785"/>
+          </w:tcPr>
+          <w:p>
+            <w:r>
+              <w:rPr>
+                <w:sz w:val="20"/>
+              </w:rPr>
+              <w:t>casado</w:t>
+            </w:r>
+          </w:p>
+        </w:tc>
+        <w:tc>
+          <w:tcPr>
+            <w:tcW w:type="dxa" w:w="785"/>
+          </w:tcPr>
+          <w:p>
+            <w:r>
+              <w:rPr>
+                <w:sz w:val="20"/>
+              </w:rPr>
+              <w:t>activo</w:t>
+            </w:r>
+          </w:p>
+        </w:tc>
+        <w:tc>
+          <w:tcPr>
+            <w:tcW w:type="dxa" w:w="785"/>
+          </w:tcPr>
+          <w:p>
+            <w:r>
+              <w:rPr>
+                <w:sz w:val="20"/>
+              </w:rPr>
+              <w:t>2026-04-05</w:t>
+            </w:r>
+          </w:p>
+        </w:tc>
+      </w:tr>
+      <w:tr>
+        <w:tc>
+          <w:tcPr>
+            <w:tcW w:type="dxa" w:w="785"/>
+          </w:tcPr>
+          <w:p>
+            <w:r>
+              <w:rPr>
+                <w:sz w:val="20"/>
+              </w:rPr>
+              <w:t>5</w:t>
+            </w:r>
+          </w:p>
+        </w:tc>
+        <w:tc>
+          <w:tcPr>
+            <w:tcW w:type="dxa" w:w="785"/>
+          </w:tcPr>
+          <w:p>
+            <w:r>
+              <w:rPr>
+                <w:sz w:val="20"/>
+              </w:rPr>
+              <w:t>Luis</w:t>
+            </w:r>
+          </w:p>
+        </w:tc>
+        <w:tc>
+          <w:tcPr>
+            <w:tcW w:type="dxa" w:w="785"/>
+          </w:tcPr>
+          <w:p>
+            <w:r>
+              <w:rPr>
+                <w:sz w:val="20"/>
+              </w:rPr>
+              <w:t>Castillo Vera</w:t>
+            </w:r>
+          </w:p>
+        </w:tc>
+        <w:tc>
+          <w:tcPr>
+            <w:tcW w:type="dxa" w:w="785"/>
+          </w:tcPr>
+          <w:p>
+            <w:r>
+              <w:rPr>
+                <w:sz w:val="20"/>
+              </w:rPr>
+              <w:t>0923456789</w:t>
+            </w:r>
+          </w:p>
+        </w:tc>
+        <w:tc>
+          <w:tcPr>
+            <w:tcW w:type="dxa" w:w="785"/>
+          </w:tcPr>
+          <w:p>
+            <w:r>
+              <w:rPr>
+                <w:sz w:val="20"/>
+              </w:rPr>
+              <w:t>042-778899</w:t>
+            </w:r>
+          </w:p>
+        </w:tc>
+        <w:tc>
+          <w:tcPr>
+            <w:tcW w:type="dxa" w:w="785"/>
+          </w:tcPr>
+          <w:p>
+            <w:r>
+              <w:rPr>
+                <w:sz w:val="20"/>
+              </w:rPr>
+              <w:t>0923456789</w:t>
+            </w:r>
+          </w:p>
+        </w:tc>
+        <w:tc>
+          <w:tcPr>
+            <w:tcW w:type="dxa" w:w="785"/>
+          </w:tcPr>
+          <w:p>
+            <w:r>
+              <w:rPr>
+                <w:sz w:val="20"/>
+              </w:rPr>
+              <w:t>luis@outlook.com</w:t>
+            </w:r>
+          </w:p>
+        </w:tc>
+        <w:tc>
+          <w:tcPr>
+            <w:tcW w:type="dxa" w:w="785"/>
+          </w:tcPr>
+          <w:p>
+            <w:r>
+              <w:rPr>
+                <w:sz w:val="20"/>
+              </w:rPr>
+              <w:t>Los Ceibos</w:t>
+            </w:r>
+          </w:p>
+        </w:tc>
+        <w:tc>
+          <w:tcPr>
+            <w:tcW w:type="dxa" w:w="785"/>
+          </w:tcPr>
+          <w:p>
+            <w:r>
+              <w:rPr>
+                <w:sz w:val="20"/>
+              </w:rPr>
+              <w:t>soltero</w:t>
+            </w:r>
+          </w:p>
+        </w:tc>
+        <w:tc>
+          <w:tcPr>
+            <w:tcW w:type="dxa" w:w="785"/>
+          </w:tcPr>
+          <w:p>
+            <w:r>
+              <w:rPr>
+                <w:sz w:val="20"/>
+              </w:rPr>
+              <w:t>activo</w:t>
+            </w:r>
+          </w:p>
+        </w:tc>
+        <w:tc>
+          <w:tcPr>
+            <w:tcW w:type="dxa" w:w="785"/>
+          </w:tcPr>
+          <w:p>
+            <w:r>
+              <w:rPr>
+                <w:sz w:val="20"/>
+              </w:rPr>
+              <w:t>2026-05-18</w:t>
+            </w:r>
+          </w:p>
+        </w:tc>
+      </w:tr>
+    </w:tbl>
+    <w:p/>
+    <w:p>
+      <w:r>
+        <w:rPr>
+          <w:b/>
+          <w:i w:val="0"/>
+          <w:sz w:val="22"/>
+        </w:rPr>
+        <w:t>Productos simulados:</w:t>
+      </w:r>
+    </w:p>
+    <w:tbl>
+      <w:tblPr>
+        <w:tblStyle w:val="TableGrid"/>
+        <w:tblW w:type="auto" w:w="0"/>
+        <w:tblLook w:firstColumn="1" w:firstRow="1" w:lastColumn="0" w:lastRow="0" w:noHBand="0" w:noVBand="1" w:val="04A0"/>
+      </w:tblPr>
+      <w:tblGrid>
+        <w:gridCol w:w="1440"/>
+        <w:gridCol w:w="1440"/>
+        <w:gridCol w:w="1440"/>
+        <w:gridCol w:w="1440"/>
+        <w:gridCol w:w="1440"/>
+        <w:gridCol w:w="1440"/>
+      </w:tblGrid>
+      <w:tr>
+        <w:tc>
+          <w:tcPr>
+            <w:tcW w:type="dxa" w:w="1440"/>
+            <w:shd w:val="clear" w:color="auto" w:fill="2E74B5"/>
+          </w:tcPr>
+          <w:p>
+            <w:pPr>
+              <w:jc w:val="center"/>
+            </w:pPr>
+            <w:r>
+              <w:rPr>
+                <w:b/>
+                <w:color w:val="FFFFFF"/>
+                <w:sz w:val="20"/>
+              </w:rPr>
+              <w:t>id</w:t>
+            </w:r>
+          </w:p>
+        </w:tc>
+        <w:tc>
+          <w:tcPr>
+            <w:tcW w:type="dxa" w:w="1440"/>
+            <w:shd w:val="clear" w:color="auto" w:fill="2E74B5"/>
+          </w:tcPr>
+          <w:p>
+            <w:pPr>
+              <w:jc w:val="center"/>
+            </w:pPr>
+            <w:r>
+              <w:rPr>
+                <w:b/>
+                <w:color w:val="FFFFFF"/>
+                <w:sz w:val="20"/>
+              </w:rPr>
+              <w:t>nombre</w:t>
+            </w:r>
+          </w:p>
+        </w:tc>
+        <w:tc>
+          <w:tcPr>
+            <w:tcW w:type="dxa" w:w="1440"/>
+            <w:shd w:val="clear" w:color="auto" w:fill="2E74B5"/>
+          </w:tcPr>
+          <w:p>
+            <w:pPr>
+              <w:jc w:val="center"/>
+            </w:pPr>
+            <w:r>
+              <w:rPr>
+                <w:b/>
+                <w:color w:val="FFFFFF"/>
+                <w:sz w:val="20"/>
+              </w:rPr>
+              <w:t>descripcion</w:t>
+            </w:r>
+          </w:p>
+        </w:tc>
+        <w:tc>
+          <w:tcPr>
+            <w:tcW w:type="dxa" w:w="1440"/>
+            <w:shd w:val="clear" w:color="auto" w:fill="2E74B5"/>
+          </w:tcPr>
+          <w:p>
+            <w:pPr>
+              <w:jc w:val="center"/>
+            </w:pPr>
+            <w:r>
+              <w:rPr>
+                <w:b/>
+                <w:color w:val="FFFFFF"/>
+                <w:sz w:val="20"/>
+              </w:rPr>
+              <w:t>categoria</w:t>
+            </w:r>
+          </w:p>
+        </w:tc>
+        <w:tc>
+          <w:tcPr>
+            <w:tcW w:type="dxa" w:w="1440"/>
+            <w:shd w:val="clear" w:color="auto" w:fill="2E74B5"/>
+          </w:tcPr>
+          <w:p>
+            <w:pPr>
+              <w:jc w:val="center"/>
+            </w:pPr>
+            <w:r>
+              <w:rPr>
+                <w:b/>
+                <w:color w:val="FFFFFF"/>
+                <w:sz w:val="20"/>
+              </w:rPr>
+              <w:t>precio</w:t>
+            </w:r>
+          </w:p>
+        </w:tc>
+        <w:tc>
+          <w:tcPr>
+            <w:tcW w:type="dxa" w:w="1440"/>
+            <w:shd w:val="clear" w:color="auto" w:fill="2E74B5"/>
+          </w:tcPr>
+          <w:p>
+            <w:pPr>
+              <w:jc w:val="center"/>
+            </w:pPr>
+            <w:r>
+              <w:rPr>
+                <w:b/>
+                <w:color w:val="FFFFFF"/>
+                <w:sz w:val="20"/>
+              </w:rPr>
+              <w:t>disponible</w:t>
+            </w:r>
+          </w:p>
+        </w:tc>
+      </w:tr>
+      <w:tr>
+        <w:tc>
+          <w:tcPr>
+            <w:tcW w:type="dxa" w:w="1440"/>
+          </w:tcPr>
+          <w:p>
+            <w:r>
+              <w:rPr>
+                <w:sz w:val="20"/>
+              </w:rPr>
+              <w:t>1</w:t>
+            </w:r>
+          </w:p>
+        </w:tc>
+        <w:tc>
+          <w:tcPr>
+            <w:tcW w:type="dxa" w:w="1440"/>
+          </w:tcPr>
+          <w:p>
+            <w:r>
+              <w:rPr>
+                <w:sz w:val="20"/>
+              </w:rPr>
+              <w:t>Espresso</w:t>
+            </w:r>
+          </w:p>
+        </w:tc>
+        <w:tc>
+          <w:tcPr>
+            <w:tcW w:type="dxa" w:w="1440"/>
+          </w:tcPr>
+          <w:p>
+            <w:r>
+              <w:rPr>
+                <w:sz w:val="20"/>
+              </w:rPr>
+              <w:t>Café puro e intenso</w:t>
+            </w:r>
+          </w:p>
+        </w:tc>
+        <w:tc>
+          <w:tcPr>
+            <w:tcW w:type="dxa" w:w="1440"/>
+          </w:tcPr>
+          <w:p>
+            <w:r>
+              <w:rPr>
+                <w:sz w:val="20"/>
+              </w:rPr>
+              <w:t>Bebidas Calientes</w:t>
+            </w:r>
+          </w:p>
+        </w:tc>
+        <w:tc>
+          <w:tcPr>
+            <w:tcW w:type="dxa" w:w="1440"/>
+          </w:tcPr>
+          <w:p>
+            <w:r>
+              <w:rPr>
+                <w:sz w:val="20"/>
+              </w:rPr>
+              <w:t>$2.50</w:t>
+            </w:r>
+          </w:p>
+        </w:tc>
+        <w:tc>
+          <w:tcPr>
+            <w:tcW w:type="dxa" w:w="1440"/>
+          </w:tcPr>
+          <w:p>
+            <w:r>
+              <w:rPr>
+                <w:sz w:val="20"/>
+              </w:rPr>
+              <w:t>Sí</w:t>
+            </w:r>
+          </w:p>
+        </w:tc>
+      </w:tr>
+      <w:tr>
+        <w:tc>
+          <w:tcPr>
+            <w:tcW w:type="dxa" w:w="1440"/>
+          </w:tcPr>
+          <w:p>
+            <w:r>
+              <w:rPr>
+                <w:sz w:val="20"/>
+              </w:rPr>
+              <w:t>2</w:t>
+            </w:r>
+          </w:p>
+        </w:tc>
+        <w:tc>
+          <w:tcPr>
+            <w:tcW w:type="dxa" w:w="1440"/>
+          </w:tcPr>
+          <w:p>
+            <w:r>
+              <w:rPr>
+                <w:sz w:val="20"/>
+              </w:rPr>
+              <w:t>Cappuccino</w:t>
+            </w:r>
+          </w:p>
+        </w:tc>
+        <w:tc>
+          <w:tcPr>
+            <w:tcW w:type="dxa" w:w="1440"/>
+          </w:tcPr>
+          <w:p>
+            <w:r>
+              <w:rPr>
+                <w:sz w:val="20"/>
+              </w:rPr>
+              <w:t>Doble capa de espuma</w:t>
+            </w:r>
+          </w:p>
+        </w:tc>
+        <w:tc>
+          <w:tcPr>
+            <w:tcW w:type="dxa" w:w="1440"/>
+          </w:tcPr>
+          <w:p>
+            <w:r>
+              <w:rPr>
+                <w:sz w:val="20"/>
+              </w:rPr>
+              <w:t>Bebidas Calientes</w:t>
+            </w:r>
+          </w:p>
+        </w:tc>
+        <w:tc>
+          <w:tcPr>
+            <w:tcW w:type="dxa" w:w="1440"/>
+          </w:tcPr>
+          <w:p>
+            <w:r>
+              <w:rPr>
+                <w:sz w:val="20"/>
+              </w:rPr>
+              <w:t>$3.75</w:t>
+            </w:r>
+          </w:p>
+        </w:tc>
+        <w:tc>
+          <w:tcPr>
+            <w:tcW w:type="dxa" w:w="1440"/>
+          </w:tcPr>
+          <w:p>
+            <w:r>
+              <w:rPr>
+                <w:sz w:val="20"/>
+              </w:rPr>
+              <w:t>Sí</w:t>
+            </w:r>
+          </w:p>
+        </w:tc>
+      </w:tr>
+      <w:tr>
+        <w:tc>
+          <w:tcPr>
+            <w:tcW w:type="dxa" w:w="1440"/>
+          </w:tcPr>
+          <w:p>
+            <w:r>
+              <w:rPr>
+                <w:sz w:val="20"/>
+              </w:rPr>
+              <w:t>3</w:t>
+            </w:r>
+          </w:p>
+        </w:tc>
+        <w:tc>
+          <w:tcPr>
+            <w:tcW w:type="dxa" w:w="1440"/>
+          </w:tcPr>
+          <w:p>
+            <w:r>
+              <w:rPr>
+                <w:sz w:val="20"/>
+              </w:rPr>
+              <w:t>Caramel Latte</w:t>
+            </w:r>
+          </w:p>
+        </w:tc>
+        <w:tc>
+          <w:tcPr>
+            <w:tcW w:type="dxa" w:w="1440"/>
+          </w:tcPr>
+          <w:p>
+            <w:r>
+              <w:rPr>
+                <w:sz w:val="20"/>
+              </w:rPr>
+              <w:t>Toque de caramelo artesanal</w:t>
+            </w:r>
+          </w:p>
+        </w:tc>
+        <w:tc>
+          <w:tcPr>
+            <w:tcW w:type="dxa" w:w="1440"/>
+          </w:tcPr>
+          <w:p>
+            <w:r>
+              <w:rPr>
+                <w:sz w:val="20"/>
+              </w:rPr>
+              <w:t>Bebidas Calientes</w:t>
+            </w:r>
+          </w:p>
+        </w:tc>
+        <w:tc>
+          <w:tcPr>
+            <w:tcW w:type="dxa" w:w="1440"/>
+          </w:tcPr>
+          <w:p>
+            <w:r>
+              <w:rPr>
+                <w:sz w:val="20"/>
+              </w:rPr>
+              <w:t>$4.50</w:t>
+            </w:r>
+          </w:p>
+        </w:tc>
+        <w:tc>
+          <w:tcPr>
+            <w:tcW w:type="dxa" w:w="1440"/>
+          </w:tcPr>
+          <w:p>
+            <w:r>
+              <w:rPr>
+                <w:sz w:val="20"/>
+              </w:rPr>
+              <w:t>Sí</w:t>
+            </w:r>
+          </w:p>
+        </w:tc>
+      </w:tr>
+      <w:tr>
+        <w:tc>
+          <w:tcPr>
+            <w:tcW w:type="dxa" w:w="1440"/>
+          </w:tcPr>
+          <w:p>
+            <w:r>
+              <w:rPr>
+                <w:sz w:val="20"/>
+              </w:rPr>
+              <w:t>4</w:t>
+            </w:r>
+          </w:p>
+        </w:tc>
+        <w:tc>
+          <w:tcPr>
+            <w:tcW w:type="dxa" w:w="1440"/>
+          </w:tcPr>
+          <w:p>
+            <w:r>
+              <w:rPr>
+                <w:sz w:val="20"/>
+              </w:rPr>
+              <w:t>Limonada</w:t>
+            </w:r>
+          </w:p>
+        </w:tc>
+        <w:tc>
+          <w:tcPr>
+            <w:tcW w:type="dxa" w:w="1440"/>
+          </w:tcPr>
+          <w:p>
+            <w:r>
+              <w:rPr>
+                <w:sz w:val="20"/>
+              </w:rPr>
+              <w:t>Fresca y natural</w:t>
+            </w:r>
+          </w:p>
+        </w:tc>
+        <w:tc>
+          <w:tcPr>
+            <w:tcW w:type="dxa" w:w="1440"/>
+          </w:tcPr>
+          <w:p>
+            <w:r>
+              <w:rPr>
+                <w:sz w:val="20"/>
+              </w:rPr>
+              <w:t>Bebidas Frías</w:t>
+            </w:r>
+          </w:p>
+        </w:tc>
+        <w:tc>
+          <w:tcPr>
+            <w:tcW w:type="dxa" w:w="1440"/>
+          </w:tcPr>
+          <w:p>
+            <w:r>
+              <w:rPr>
+                <w:sz w:val="20"/>
+              </w:rPr>
+              <w:t>$2.00</w:t>
+            </w:r>
+          </w:p>
+        </w:tc>
+        <w:tc>
+          <w:tcPr>
+            <w:tcW w:type="dxa" w:w="1440"/>
+          </w:tcPr>
+          <w:p>
+            <w:r>
+              <w:rPr>
+                <w:sz w:val="20"/>
+              </w:rPr>
+              <w:t>Sí</w:t>
+            </w:r>
+          </w:p>
+        </w:tc>
+      </w:tr>
+      <w:tr>
+        <w:tc>
+          <w:tcPr>
+            <w:tcW w:type="dxa" w:w="1440"/>
+          </w:tcPr>
+          <w:p>
+            <w:r>
+              <w:rPr>
+                <w:sz w:val="20"/>
+              </w:rPr>
+              <w:t>5</w:t>
+            </w:r>
+          </w:p>
+        </w:tc>
+        <w:tc>
+          <w:tcPr>
+            <w:tcW w:type="dxa" w:w="1440"/>
+          </w:tcPr>
+          <w:p>
+            <w:r>
+              <w:rPr>
+                <w:sz w:val="20"/>
+              </w:rPr>
+              <w:t>Smoothie de Fresa</w:t>
+            </w:r>
+          </w:p>
+        </w:tc>
+        <w:tc>
+          <w:tcPr>
+            <w:tcW w:type="dxa" w:w="1440"/>
+          </w:tcPr>
+          <w:p>
+            <w:r>
+              <w:rPr>
+                <w:sz w:val="20"/>
+              </w:rPr>
+              <w:t>Batido natural sin azúcar</w:t>
+            </w:r>
+          </w:p>
+        </w:tc>
+        <w:tc>
+          <w:tcPr>
+            <w:tcW w:type="dxa" w:w="1440"/>
+          </w:tcPr>
+          <w:p>
+            <w:r>
+              <w:rPr>
+                <w:sz w:val="20"/>
+              </w:rPr>
+              <w:t>Bebidas Frías</w:t>
+            </w:r>
+          </w:p>
+        </w:tc>
+        <w:tc>
+          <w:tcPr>
+            <w:tcW w:type="dxa" w:w="1440"/>
+          </w:tcPr>
+          <w:p>
+            <w:r>
+              <w:rPr>
+                <w:sz w:val="20"/>
+              </w:rPr>
+              <w:t>$3.25</w:t>
+            </w:r>
+          </w:p>
+        </w:tc>
+        <w:tc>
+          <w:tcPr>
+            <w:tcW w:type="dxa" w:w="1440"/>
+          </w:tcPr>
+          <w:p>
+            <w:r>
+              <w:rPr>
+                <w:sz w:val="20"/>
+              </w:rPr>
+              <w:t>Sí</w:t>
+            </w:r>
+          </w:p>
+        </w:tc>
+      </w:tr>
+      <w:tr>
+        <w:tc>
+          <w:tcPr>
+            <w:tcW w:type="dxa" w:w="1440"/>
+          </w:tcPr>
+          <w:p>
+            <w:r>
+              <w:rPr>
+                <w:sz w:val="20"/>
+              </w:rPr>
+              <w:t>6</w:t>
+            </w:r>
+          </w:p>
+        </w:tc>
+        <w:tc>
+          <w:tcPr>
+            <w:tcW w:type="dxa" w:w="1440"/>
+          </w:tcPr>
+          <w:p>
+            <w:r>
+              <w:rPr>
+                <w:sz w:val="20"/>
+              </w:rPr>
+              <w:t>Brownie</w:t>
+            </w:r>
+          </w:p>
+        </w:tc>
+        <w:tc>
+          <w:tcPr>
+            <w:tcW w:type="dxa" w:w="1440"/>
+          </w:tcPr>
+          <w:p>
+            <w:r>
+              <w:rPr>
+                <w:sz w:val="20"/>
+              </w:rPr>
+              <w:t>Chocolate intenso casero</w:t>
+            </w:r>
+          </w:p>
+        </w:tc>
+        <w:tc>
+          <w:tcPr>
+            <w:tcW w:type="dxa" w:w="1440"/>
+          </w:tcPr>
+          <w:p>
+            <w:r>
+              <w:rPr>
+                <w:sz w:val="20"/>
+              </w:rPr>
+              <w:t>Snacks</w:t>
+            </w:r>
+          </w:p>
+        </w:tc>
+        <w:tc>
+          <w:tcPr>
+            <w:tcW w:type="dxa" w:w="1440"/>
+          </w:tcPr>
+          <w:p>
+            <w:r>
+              <w:rPr>
+                <w:sz w:val="20"/>
+              </w:rPr>
+              <w:t>$1.75</w:t>
+            </w:r>
+          </w:p>
+        </w:tc>
+        <w:tc>
+          <w:tcPr>
+            <w:tcW w:type="dxa" w:w="1440"/>
+          </w:tcPr>
+          <w:p>
+            <w:r>
+              <w:rPr>
+                <w:sz w:val="20"/>
+              </w:rPr>
+              <w:t>No</w:t>
+            </w:r>
+          </w:p>
+        </w:tc>
+      </w:tr>
+    </w:tbl>
+    <w:p/>
+    <w:p>
+      <w:r>
+        <w:rPr>
+          <w:b/>
+          <w:i w:val="0"/>
+          <w:sz w:val="22"/>
+        </w:rPr>
+        <w:t>Pedidos simulados:</w:t>
+      </w:r>
+    </w:p>
+    <w:tbl>
+      <w:tblPr>
+        <w:tblStyle w:val="TableGrid"/>
+        <w:tblW w:type="auto" w:w="0"/>
+        <w:tblLook w:firstColumn="1" w:firstRow="1" w:lastColumn="0" w:lastRow="0" w:noHBand="0" w:noVBand="1" w:val="04A0"/>
+      </w:tblPr>
+      <w:tblGrid>
+        <w:gridCol w:w="1234"/>
+        <w:gridCol w:w="1234"/>
+        <w:gridCol w:w="1234"/>
+        <w:gridCol w:w="1234"/>
+        <w:gridCol w:w="1234"/>
+        <w:gridCol w:w="1234"/>
+        <w:gridCol w:w="1234"/>
+      </w:tblGrid>
+      <w:tr>
+        <w:tc>
+          <w:tcPr>
+            <w:tcW w:type="dxa" w:w="1234"/>
+            <w:shd w:val="clear" w:color="auto" w:fill="2E74B5"/>
+          </w:tcPr>
+          <w:p>
+            <w:pPr>
+              <w:jc w:val="center"/>
+            </w:pPr>
+            <w:r>
+              <w:rPr>
+                <w:b/>
+                <w:color w:val="FFFFFF"/>
+                <w:sz w:val="20"/>
+              </w:rPr>
+              <w:t>id</w:t>
+            </w:r>
+          </w:p>
+        </w:tc>
+        <w:tc>
+          <w:tcPr>
+            <w:tcW w:type="dxa" w:w="1234"/>
+            <w:shd w:val="clear" w:color="auto" w:fill="2E74B5"/>
+          </w:tcPr>
+          <w:p>
+            <w:pPr>
+              <w:jc w:val="center"/>
+            </w:pPr>
+            <w:r>
+              <w:rPr>
+                <w:b/>
+                <w:color w:val="FFFFFF"/>
+                <w:sz w:val="20"/>
+              </w:rPr>
+              <w:t>cliente</w:t>
+            </w:r>
+          </w:p>
+        </w:tc>
+        <w:tc>
+          <w:tcPr>
+            <w:tcW w:type="dxa" w:w="1234"/>
+            <w:shd w:val="clear" w:color="auto" w:fill="2E74B5"/>
+          </w:tcPr>
+          <w:p>
+            <w:pPr>
+              <w:jc w:val="center"/>
+            </w:pPr>
+            <w:r>
+              <w:rPr>
+                <w:b/>
+                <w:color w:val="FFFFFF"/>
+                <w:sz w:val="20"/>
+              </w:rPr>
+              <w:t>mesa</w:t>
+            </w:r>
+          </w:p>
+        </w:tc>
+        <w:tc>
+          <w:tcPr>
+            <w:tcW w:type="dxa" w:w="1234"/>
+            <w:shd w:val="clear" w:color="auto" w:fill="2E74B5"/>
+          </w:tcPr>
+          <w:p>
+            <w:pPr>
+              <w:jc w:val="center"/>
+            </w:pPr>
+            <w:r>
+              <w:rPr>
+                <w:b/>
+                <w:color w:val="FFFFFF"/>
+                <w:sz w:val="20"/>
+              </w:rPr>
+              <w:t>productos</w:t>
+            </w:r>
+          </w:p>
+        </w:tc>
+        <w:tc>
+          <w:tcPr>
+            <w:tcW w:type="dxa" w:w="1234"/>
+            <w:shd w:val="clear" w:color="auto" w:fill="2E74B5"/>
+          </w:tcPr>
+          <w:p>
+            <w:pPr>
+              <w:jc w:val="center"/>
+            </w:pPr>
+            <w:r>
+              <w:rPr>
+                <w:b/>
+                <w:color w:val="FFFFFF"/>
+                <w:sz w:val="20"/>
+              </w:rPr>
+              <w:t>total</w:t>
+            </w:r>
+          </w:p>
+        </w:tc>
+        <w:tc>
+          <w:tcPr>
+            <w:tcW w:type="dxa" w:w="1234"/>
+            <w:shd w:val="clear" w:color="auto" w:fill="2E74B5"/>
+          </w:tcPr>
+          <w:p>
+            <w:pPr>
+              <w:jc w:val="center"/>
+            </w:pPr>
+            <w:r>
+              <w:rPr>
+                <w:b/>
+                <w:color w:val="FFFFFF"/>
+                <w:sz w:val="20"/>
+              </w:rPr>
+              <w:t>estado</w:t>
+            </w:r>
+          </w:p>
+        </w:tc>
+        <w:tc>
+          <w:tcPr>
+            <w:tcW w:type="dxa" w:w="1234"/>
+            <w:shd w:val="clear" w:color="auto" w:fill="2E74B5"/>
+          </w:tcPr>
+          <w:p>
+            <w:pPr>
+              <w:jc w:val="center"/>
+            </w:pPr>
+            <w:r>
+              <w:rPr>
+                <w:b/>
+                <w:color w:val="FFFFFF"/>
+                <w:sz w:val="20"/>
+              </w:rPr>
+              <w:t>fecha</w:t>
+            </w:r>
+          </w:p>
+        </w:tc>
+      </w:tr>
+      <w:tr>
+        <w:tc>
+          <w:tcPr>
+            <w:tcW w:type="dxa" w:w="1234"/>
+          </w:tcPr>
+          <w:p>
+            <w:r>
+              <w:rPr>
+                <w:sz w:val="20"/>
+              </w:rPr>
+              <w:t>1</w:t>
+            </w:r>
+          </w:p>
+        </w:tc>
+        <w:tc>
+          <w:tcPr>
+            <w:tcW w:type="dxa" w:w="1234"/>
+          </w:tcPr>
+          <w:p>
+            <w:r>
+              <w:rPr>
+                <w:sz w:val="20"/>
+              </w:rPr>
+              <w:t>Carlos Mendoza</w:t>
+            </w:r>
+          </w:p>
+        </w:tc>
+        <w:tc>
+          <w:tcPr>
+            <w:tcW w:type="dxa" w:w="1234"/>
+          </w:tcPr>
+          <w:p>
+            <w:r>
+              <w:rPr>
+                <w:sz w:val="20"/>
+              </w:rPr>
+              <w:t>—</w:t>
+            </w:r>
+          </w:p>
+        </w:tc>
+        <w:tc>
+          <w:tcPr>
+            <w:tcW w:type="dxa" w:w="1234"/>
+          </w:tcPr>
+          <w:p>
+            <w:r>
+              <w:rPr>
+                <w:sz w:val="20"/>
+              </w:rPr>
+              <w:t>Espresso, Brownie</w:t>
+            </w:r>
+          </w:p>
+        </w:tc>
+        <w:tc>
+          <w:tcPr>
+            <w:tcW w:type="dxa" w:w="1234"/>
+          </w:tcPr>
+          <w:p>
+            <w:r>
+              <w:rPr>
+                <w:sz w:val="20"/>
+              </w:rPr>
+              <w:t>$4.25</w:t>
+            </w:r>
+          </w:p>
+        </w:tc>
+        <w:tc>
+          <w:tcPr>
+            <w:tcW w:type="dxa" w:w="1234"/>
+          </w:tcPr>
+          <w:p>
+            <w:r>
+              <w:rPr>
+                <w:sz w:val="20"/>
+              </w:rPr>
+              <w:t>entregado</w:t>
+            </w:r>
+          </w:p>
+        </w:tc>
+        <w:tc>
+          <w:tcPr>
+            <w:tcW w:type="dxa" w:w="1234"/>
+          </w:tcPr>
+          <w:p>
+            <w:r>
+              <w:rPr>
+                <w:sz w:val="20"/>
+              </w:rPr>
+              <w:t>2026-06-17</w:t>
+            </w:r>
+          </w:p>
+        </w:tc>
+      </w:tr>
+      <w:tr>
+        <w:tc>
+          <w:tcPr>
+            <w:tcW w:type="dxa" w:w="1234"/>
+          </w:tcPr>
+          <w:p>
+            <w:r>
+              <w:rPr>
+                <w:sz w:val="20"/>
+              </w:rPr>
+              <w:t>2</w:t>
+            </w:r>
+          </w:p>
+        </w:tc>
+        <w:tc>
+          <w:tcPr>
+            <w:tcW w:type="dxa" w:w="1234"/>
+          </w:tcPr>
+          <w:p>
+            <w:r>
+              <w:rPr>
+                <w:sz w:val="20"/>
+              </w:rPr>
+              <w:t>—</w:t>
+            </w:r>
+          </w:p>
+        </w:tc>
+        <w:tc>
+          <w:tcPr>
+            <w:tcW w:type="dxa" w:w="1234"/>
+          </w:tcPr>
+          <w:p>
+            <w:r>
+              <w:rPr>
+                <w:sz w:val="20"/>
+              </w:rPr>
+              <w:t>Mesa 3</w:t>
+            </w:r>
+          </w:p>
+        </w:tc>
+        <w:tc>
+          <w:tcPr>
+            <w:tcW w:type="dxa" w:w="1234"/>
+          </w:tcPr>
+          <w:p>
+            <w:r>
+              <w:rPr>
+                <w:sz w:val="20"/>
+              </w:rPr>
+              <w:t>Cappuccino, Caramel Latte</w:t>
+            </w:r>
+          </w:p>
+        </w:tc>
+        <w:tc>
+          <w:tcPr>
+            <w:tcW w:type="dxa" w:w="1234"/>
+          </w:tcPr>
+          <w:p>
+            <w:r>
+              <w:rPr>
+                <w:sz w:val="20"/>
+              </w:rPr>
+              <w:t>$8.25</w:t>
+            </w:r>
+          </w:p>
+        </w:tc>
+        <w:tc>
+          <w:tcPr>
+            <w:tcW w:type="dxa" w:w="1234"/>
+          </w:tcPr>
+          <w:p>
+            <w:r>
+              <w:rPr>
+                <w:sz w:val="20"/>
+              </w:rPr>
+              <w:t>en preparación</w:t>
+            </w:r>
+          </w:p>
+        </w:tc>
+        <w:tc>
+          <w:tcPr>
+            <w:tcW w:type="dxa" w:w="1234"/>
+          </w:tcPr>
+          <w:p>
+            <w:r>
+              <w:rPr>
+                <w:sz w:val="20"/>
+              </w:rPr>
+              <w:t>2026-06-17</w:t>
+            </w:r>
+          </w:p>
+        </w:tc>
+      </w:tr>
+      <w:tr>
+        <w:tc>
+          <w:tcPr>
+            <w:tcW w:type="dxa" w:w="1234"/>
+          </w:tcPr>
+          <w:p>
+            <w:r>
+              <w:rPr>
+                <w:sz w:val="20"/>
+              </w:rPr>
+              <w:t>3</w:t>
+            </w:r>
+          </w:p>
+        </w:tc>
+        <w:tc>
+          <w:tcPr>
+            <w:tcW w:type="dxa" w:w="1234"/>
+          </w:tcPr>
+          <w:p>
+            <w:r>
+              <w:rPr>
+                <w:sz w:val="20"/>
+              </w:rPr>
+              <w:t>María Torres</w:t>
+            </w:r>
+          </w:p>
+        </w:tc>
+        <w:tc>
+          <w:tcPr>
+            <w:tcW w:type="dxa" w:w="1234"/>
+          </w:tcPr>
+          <w:p>
+            <w:r>
+              <w:rPr>
+                <w:sz w:val="20"/>
+              </w:rPr>
+              <w:t>—</w:t>
+            </w:r>
+          </w:p>
+        </w:tc>
+        <w:tc>
+          <w:tcPr>
+            <w:tcW w:type="dxa" w:w="1234"/>
+          </w:tcPr>
+          <w:p>
+            <w:r>
+              <w:rPr>
+                <w:sz w:val="20"/>
+              </w:rPr>
+              <w:t>Limonada, Smoothie de Fresa</w:t>
+            </w:r>
+          </w:p>
+        </w:tc>
+        <w:tc>
+          <w:tcPr>
+            <w:tcW w:type="dxa" w:w="1234"/>
+          </w:tcPr>
+          <w:p>
+            <w:r>
+              <w:rPr>
+                <w:sz w:val="20"/>
+              </w:rPr>
+              <w:t>$5.25</w:t>
+            </w:r>
+          </w:p>
+        </w:tc>
+        <w:tc>
+          <w:tcPr>
+            <w:tcW w:type="dxa" w:w="1234"/>
+          </w:tcPr>
+          <w:p>
+            <w:r>
+              <w:rPr>
+                <w:sz w:val="20"/>
+              </w:rPr>
+              <w:t>pendiente</w:t>
+            </w:r>
+          </w:p>
+        </w:tc>
+        <w:tc>
+          <w:tcPr>
+            <w:tcW w:type="dxa" w:w="1234"/>
+          </w:tcPr>
+          <w:p>
+            <w:r>
+              <w:rPr>
+                <w:sz w:val="20"/>
+              </w:rPr>
+              <w:t>2026-06-17</w:t>
+            </w:r>
+          </w:p>
+        </w:tc>
+      </w:tr>
+      <w:tr>
+        <w:tc>
+          <w:tcPr>
+            <w:tcW w:type="dxa" w:w="1234"/>
+          </w:tcPr>
+          <w:p>
+            <w:r>
+              <w:rPr>
+                <w:sz w:val="20"/>
+              </w:rPr>
+              <w:t>4</w:t>
+            </w:r>
+          </w:p>
+        </w:tc>
+        <w:tc>
+          <w:tcPr>
+            <w:tcW w:type="dxa" w:w="1234"/>
+          </w:tcPr>
+          <w:p>
+            <w:r>
+              <w:rPr>
+                <w:sz w:val="20"/>
+              </w:rPr>
+              <w:t>—</w:t>
+            </w:r>
+          </w:p>
+        </w:tc>
+        <w:tc>
+          <w:tcPr>
+            <w:tcW w:type="dxa" w:w="1234"/>
+          </w:tcPr>
+          <w:p>
+            <w:r>
+              <w:rPr>
+                <w:sz w:val="20"/>
+              </w:rPr>
+              <w:t>Mesa 5</w:t>
+            </w:r>
+          </w:p>
+        </w:tc>
+        <w:tc>
+          <w:tcPr>
+            <w:tcW w:type="dxa" w:w="1234"/>
+          </w:tcPr>
+          <w:p>
+            <w:r>
+              <w:rPr>
+                <w:sz w:val="20"/>
+              </w:rPr>
+              <w:t>Espresso x2</w:t>
+            </w:r>
+          </w:p>
+        </w:tc>
+        <w:tc>
+          <w:tcPr>
+            <w:tcW w:type="dxa" w:w="1234"/>
+          </w:tcPr>
+          <w:p>
+            <w:r>
+              <w:rPr>
+                <w:sz w:val="20"/>
+              </w:rPr>
+              <w:t>$5.00</w:t>
+            </w:r>
+          </w:p>
+        </w:tc>
+        <w:tc>
+          <w:tcPr>
+            <w:tcW w:type="dxa" w:w="1234"/>
+          </w:tcPr>
+          <w:p>
+            <w:r>
+              <w:rPr>
+                <w:sz w:val="20"/>
+              </w:rPr>
+              <w:t>cancelado</w:t>
+            </w:r>
+          </w:p>
+        </w:tc>
+        <w:tc>
+          <w:tcPr>
+            <w:tcW w:type="dxa" w:w="1234"/>
+          </w:tcPr>
+          <w:p>
+            <w:r>
+              <w:rPr>
+                <w:sz w:val="20"/>
+              </w:rPr>
+              <w:t>2026-06-16</w:t>
+            </w:r>
+          </w:p>
+        </w:tc>
+      </w:tr>
+    </w:tbl>
+    <w:p>
+      <w:r>
+        <w:br w:type="page"/>
+      </w:r>
+    </w:p>
+    <w:p>
+      <w:pPr>
+        <w:pStyle w:val="Heading2"/>
+        <w:jc w:val="left"/>
+      </w:pPr>
+      <w:r>
+        <w:rPr>
+          <w:b/>
+          <w:color w:val="1F3864"/>
+        </w:rPr>
+        <w:t>2.6  Estructura de Carpetas del Frontend — Prompt 2.6</w:t>
+      </w:r>
+    </w:p>
+    <w:p>
+      <w:r>
+        <w:rPr>
+          <w:b w:val="0"/>
+          <w:i w:val="0"/>
+          <w:sz w:val="22"/>
+        </w:rPr>
+        <w:t>La estructura de carpetas se basa en el modelo proporcionado por el docente y ha sido adaptada para organizar todos los módulos del sistema BrewManager.</w:t>
+      </w:r>
+    </w:p>
+    <w:p/>
+    <w:tbl>
+      <w:tblPr>
+        <w:tblStyle w:val="TableGrid"/>
+        <w:tblW w:type="auto" w:w="0"/>
+        <w:tblLook w:firstColumn="1" w:firstRow="1" w:lastColumn="0" w:lastRow="0" w:noHBand="0" w:noVBand="1" w:val="04A0"/>
+      </w:tblPr>
+      <w:tblGrid>
+        <w:gridCol w:w="4320"/>
+        <w:gridCol w:w="4320"/>
+      </w:tblGrid>
+      <w:tr>
+        <w:tc>
+          <w:tcPr>
+            <w:tcW w:type="dxa" w:w="4320"/>
+            <w:shd w:val="clear" w:color="auto" w:fill="1F3864"/>
+          </w:tcPr>
+          <w:p>
+            <w:pPr>
+              <w:jc w:val="center"/>
+            </w:pPr>
+            <w:r>
+              <w:rPr>
+                <w:b/>
+                <w:color w:val="FFFFFF"/>
+                <w:sz w:val="20"/>
+              </w:rPr>
+              <w:t>Archivo / Carpeta</w:t>
+            </w:r>
+          </w:p>
+        </w:tc>
+        <w:tc>
+          <w:tcPr>
+            <w:tcW w:type="dxa" w:w="4320"/>
+            <w:shd w:val="clear" w:color="auto" w:fill="1F3864"/>
+          </w:tcPr>
+          <w:p>
+            <w:pPr>
+              <w:jc w:val="center"/>
+            </w:pPr>
+            <w:r>
+              <w:rPr>
+                <w:b/>
+                <w:color w:val="FFFFFF"/>
+                <w:sz w:val="20"/>
+              </w:rPr>
+              <w:t>Descripción</w:t>
+            </w:r>
+          </w:p>
+        </w:tc>
+      </w:tr>
+      <w:tr>
+        <w:tc>
+          <w:tcPr>
+            <w:tcW w:type="dxa" w:w="4320"/>
+          </w:tcPr>
+          <w:p>
+            <w:r>
+              <w:rPr>
+                <w:rFonts w:ascii="Courier New" w:hAnsi="Courier New"/>
+                <w:sz w:val="18"/>
+              </w:rPr>
+              <w:t>brewmanager/</w:t>
+            </w:r>
+          </w:p>
+        </w:tc>
+        <w:tc>
+          <w:tcPr>
+            <w:tcW w:type="dxa" w:w="4320"/>
+          </w:tcPr>
+          <w:p>
+            <w:r>
+              <w:rPr>
+                <w:sz w:val="20"/>
+              </w:rPr>
+              <w:t>Carpeta raíz del proyecto frontend</w:t>
+            </w:r>
+          </w:p>
+        </w:tc>
+      </w:tr>
+      <w:tr>
+        <w:tc>
+          <w:tcPr>
+            <w:tcW w:type="dxa" w:w="4320"/>
+          </w:tcPr>
+          <w:p>
+            <w:r>
+              <w:rPr>
+                <w:rFonts w:ascii="Courier New" w:hAnsi="Courier New"/>
+                <w:sz w:val="18"/>
+              </w:rPr>
+              <w:t xml:space="preserve">  pagina.html</w:t>
+            </w:r>
+          </w:p>
+        </w:tc>
+        <w:tc>
+          <w:tcPr>
+            <w:tcW w:type="dxa" w:w="4320"/>
+          </w:tcPr>
+          <w:p>
+            <w:r>
+              <w:rPr>
+                <w:sz w:val="20"/>
+              </w:rPr>
+              <w:t>Página principal — Dashboard del sistema</w:t>
+            </w:r>
+          </w:p>
+        </w:tc>
+      </w:tr>
+      <w:tr>
+        <w:tc>
+          <w:tcPr>
+            <w:tcW w:type="dxa" w:w="4320"/>
+          </w:tcPr>
+          <w:p>
+            <w:r>
+              <w:rPr>
+                <w:rFonts w:ascii="Courier New" w:hAnsi="Courier New"/>
+                <w:sz w:val="18"/>
+              </w:rPr>
+              <w:t xml:space="preserve">  pages/</w:t>
+            </w:r>
+          </w:p>
+        </w:tc>
+        <w:tc>
+          <w:tcPr>
+            <w:tcW w:type="dxa" w:w="4320"/>
+          </w:tcPr>
+          <w:p>
+            <w:r>
+              <w:rPr>
+                <w:sz w:val="20"/>
+              </w:rPr>
+              <w:t>Contiene todas las páginas secundarias del sistema</w:t>
+            </w:r>
+          </w:p>
+        </w:tc>
+      </w:tr>
+      <w:tr>
+        <w:tc>
+          <w:tcPr>
+            <w:tcW w:type="dxa" w:w="4320"/>
+          </w:tcPr>
+          <w:p>
+            <w:r>
+              <w:rPr>
+                <w:rFonts w:ascii="Courier New" w:hAnsi="Courier New"/>
+                <w:sz w:val="18"/>
+              </w:rPr>
+              <w:t xml:space="preserve">    login.html</w:t>
+            </w:r>
+          </w:p>
+        </w:tc>
+        <w:tc>
+          <w:tcPr>
+            <w:tcW w:type="dxa" w:w="4320"/>
+          </w:tcPr>
+          <w:p>
+            <w:r>
+              <w:rPr>
+                <w:sz w:val="20"/>
+              </w:rPr>
+              <w:t>Pantalla de inicio de sesión</w:t>
+            </w:r>
+          </w:p>
+        </w:tc>
+      </w:tr>
+      <w:tr>
+        <w:tc>
+          <w:tcPr>
+            <w:tcW w:type="dxa" w:w="4320"/>
+          </w:tcPr>
+          <w:p>
+            <w:r>
+              <w:rPr>
+                <w:rFonts w:ascii="Courier New" w:hAnsi="Courier New"/>
+                <w:sz w:val="18"/>
+              </w:rPr>
+              <w:t xml:space="preserve">    clientes.html</w:t>
+            </w:r>
+          </w:p>
+        </w:tc>
+        <w:tc>
+          <w:tcPr>
+            <w:tcW w:type="dxa" w:w="4320"/>
+          </w:tcPr>
+          <w:p>
+            <w:r>
+              <w:rPr>
+                <w:sz w:val="20"/>
+              </w:rPr>
+              <w:t>Listado de clientes con búsqueda y acciones</w:t>
+            </w:r>
+          </w:p>
+        </w:tc>
+      </w:tr>
+      <w:tr>
+        <w:tc>
+          <w:tcPr>
+            <w:tcW w:type="dxa" w:w="4320"/>
+          </w:tcPr>
+          <w:p>
+            <w:r>
+              <w:rPr>
+                <w:rFonts w:ascii="Courier New" w:hAnsi="Courier New"/>
+                <w:sz w:val="18"/>
+              </w:rPr>
+              <w:t xml:space="preserve">    cliente-form.html</w:t>
+            </w:r>
+          </w:p>
+        </w:tc>
+        <w:tc>
+          <w:tcPr>
+            <w:tcW w:type="dxa" w:w="4320"/>
+          </w:tcPr>
+          <w:p>
+            <w:r>
+              <w:rPr>
+                <w:sz w:val="20"/>
+              </w:rPr>
+              <w:t>Formulario para registrar o editar un cliente</w:t>
+            </w:r>
+          </w:p>
+        </w:tc>
+      </w:tr>
+      <w:tr>
+        <w:tc>
+          <w:tcPr>
+            <w:tcW w:type="dxa" w:w="4320"/>
+          </w:tcPr>
+          <w:p>
+            <w:r>
+              <w:rPr>
+                <w:rFonts w:ascii="Courier New" w:hAnsi="Courier New"/>
+                <w:sz w:val="18"/>
+              </w:rPr>
+              <w:t xml:space="preserve">    cliente-detalle.html</w:t>
+            </w:r>
+          </w:p>
+        </w:tc>
+        <w:tc>
+          <w:tcPr>
+            <w:tcW w:type="dxa" w:w="4320"/>
+          </w:tcPr>
+          <w:p>
+            <w:r>
+              <w:rPr>
+                <w:sz w:val="20"/>
+              </w:rPr>
+              <w:t>Vista de detalle de un cliente específico</w:t>
+            </w:r>
+          </w:p>
+        </w:tc>
+      </w:tr>
+      <w:tr>
+        <w:tc>
+          <w:tcPr>
+            <w:tcW w:type="dxa" w:w="4320"/>
+          </w:tcPr>
+          <w:p>
+            <w:r>
+              <w:rPr>
+                <w:rFonts w:ascii="Courier New" w:hAnsi="Courier New"/>
+                <w:sz w:val="18"/>
+              </w:rPr>
+              <w:t xml:space="preserve">    productos.html</w:t>
+            </w:r>
+          </w:p>
+        </w:tc>
+        <w:tc>
+          <w:tcPr>
+            <w:tcW w:type="dxa" w:w="4320"/>
+          </w:tcPr>
+          <w:p>
+            <w:r>
+              <w:rPr>
+                <w:sz w:val="20"/>
+              </w:rPr>
+              <w:t>Listado de productos del menú</w:t>
+            </w:r>
+          </w:p>
+        </w:tc>
+      </w:tr>
+      <w:tr>
+        <w:tc>
+          <w:tcPr>
+            <w:tcW w:type="dxa" w:w="4320"/>
+          </w:tcPr>
+          <w:p>
+            <w:r>
+              <w:rPr>
+                <w:rFonts w:ascii="Courier New" w:hAnsi="Courier New"/>
+                <w:sz w:val="18"/>
+              </w:rPr>
+              <w:t xml:space="preserve">    producto-form.html</w:t>
+            </w:r>
+          </w:p>
+        </w:tc>
+        <w:tc>
+          <w:tcPr>
+            <w:tcW w:type="dxa" w:w="4320"/>
+          </w:tcPr>
+          <w:p>
+            <w:r>
+              <w:rPr>
+                <w:sz w:val="20"/>
+              </w:rPr>
+              <w:t>Formulario para registrar o editar un producto</w:t>
+            </w:r>
+          </w:p>
+        </w:tc>
+      </w:tr>
+      <w:tr>
+        <w:tc>
+          <w:tcPr>
+            <w:tcW w:type="dxa" w:w="4320"/>
+          </w:tcPr>
+          <w:p>
+            <w:r>
+              <w:rPr>
+                <w:rFonts w:ascii="Courier New" w:hAnsi="Courier New"/>
+                <w:sz w:val="18"/>
+              </w:rPr>
+              <w:t xml:space="preserve">    pedidos.html</w:t>
+            </w:r>
+          </w:p>
+        </w:tc>
+        <w:tc>
+          <w:tcPr>
+            <w:tcW w:type="dxa" w:w="4320"/>
+          </w:tcPr>
+          <w:p>
+            <w:r>
+              <w:rPr>
+                <w:sz w:val="20"/>
+              </w:rPr>
+              <w:t>Listado de pedidos con acciones</w:t>
+            </w:r>
+          </w:p>
+        </w:tc>
+      </w:tr>
+      <w:tr>
+        <w:tc>
+          <w:tcPr>
+            <w:tcW w:type="dxa" w:w="4320"/>
+          </w:tcPr>
+          <w:p>
+            <w:r>
+              <w:rPr>
+                <w:rFonts w:ascii="Courier New" w:hAnsi="Courier New"/>
+                <w:sz w:val="18"/>
+              </w:rPr>
+              <w:t xml:space="preserve">    pedido-form.html</w:t>
+            </w:r>
+          </w:p>
+        </w:tc>
+        <w:tc>
+          <w:tcPr>
+            <w:tcW w:type="dxa" w:w="4320"/>
+          </w:tcPr>
+          <w:p>
+            <w:r>
+              <w:rPr>
+                <w:sz w:val="20"/>
+              </w:rPr>
+              <w:t>Formulario para registrar un nuevo pedido</w:t>
+            </w:r>
+          </w:p>
+        </w:tc>
+      </w:tr>
+      <w:tr>
+        <w:tc>
+          <w:tcPr>
+            <w:tcW w:type="dxa" w:w="4320"/>
+          </w:tcPr>
+          <w:p>
+            <w:r>
+              <w:rPr>
+                <w:rFonts w:ascii="Courier New" w:hAnsi="Courier New"/>
+                <w:sz w:val="18"/>
+              </w:rPr>
+              <w:t xml:space="preserve">    pedido-detalle.html</w:t>
+            </w:r>
+          </w:p>
+        </w:tc>
+        <w:tc>
+          <w:tcPr>
+            <w:tcW w:type="dxa" w:w="4320"/>
+          </w:tcPr>
+          <w:p>
+            <w:r>
+              <w:rPr>
+                <w:sz w:val="20"/>
+              </w:rPr>
+              <w:t>Vista de detalle de un pedido específico</w:t>
+            </w:r>
+          </w:p>
+        </w:tc>
+      </w:tr>
+      <w:tr>
+        <w:tc>
+          <w:tcPr>
+            <w:tcW w:type="dxa" w:w="4320"/>
+          </w:tcPr>
+          <w:p>
+            <w:r>
+              <w:rPr>
+                <w:rFonts w:ascii="Courier New" w:hAnsi="Courier New"/>
+                <w:sz w:val="18"/>
+              </w:rPr>
+              <w:t xml:space="preserve">  css/</w:t>
+            </w:r>
+          </w:p>
+        </w:tc>
+        <w:tc>
+          <w:tcPr>
+            <w:tcW w:type="dxa" w:w="4320"/>
+          </w:tcPr>
+          <w:p>
+            <w:r>
+              <w:rPr>
+                <w:sz w:val="20"/>
+              </w:rPr>
+              <w:t>Estilos personalizados del sistema</w:t>
+            </w:r>
+          </w:p>
+        </w:tc>
+      </w:tr>
+      <w:tr>
+        <w:tc>
+          <w:tcPr>
+            <w:tcW w:type="dxa" w:w="4320"/>
+          </w:tcPr>
+          <w:p>
+            <w:r>
+              <w:rPr>
+                <w:rFonts w:ascii="Courier New" w:hAnsi="Courier New"/>
+                <w:sz w:val="18"/>
+              </w:rPr>
+              <w:t xml:space="preserve">    estilos.css</w:t>
+            </w:r>
+          </w:p>
+        </w:tc>
+        <w:tc>
+          <w:tcPr>
+            <w:tcW w:type="dxa" w:w="4320"/>
+          </w:tcPr>
+          <w:p>
+            <w:r>
+              <w:rPr>
+                <w:sz w:val="20"/>
+              </w:rPr>
+              <w:t>Variables de color, navbar, tablas, tarjetas y badges</w:t>
+            </w:r>
+          </w:p>
+        </w:tc>
+      </w:tr>
+      <w:tr>
+        <w:tc>
+          <w:tcPr>
+            <w:tcW w:type="dxa" w:w="4320"/>
+          </w:tcPr>
+          <w:p>
+            <w:r>
+              <w:rPr>
+                <w:rFonts w:ascii="Courier New" w:hAnsi="Courier New"/>
+                <w:sz w:val="18"/>
+              </w:rPr>
+              <w:t xml:space="preserve">  js/</w:t>
+            </w:r>
+          </w:p>
+        </w:tc>
+        <w:tc>
+          <w:tcPr>
+            <w:tcW w:type="dxa" w:w="4320"/>
+          </w:tcPr>
+          <w:p>
+            <w:r>
+              <w:rPr>
+                <w:sz w:val="20"/>
+              </w:rPr>
+              <w:t>Lógica del frontend y datos simulados</w:t>
+            </w:r>
+          </w:p>
+        </w:tc>
+      </w:tr>
+      <w:tr>
+        <w:tc>
+          <w:tcPr>
+            <w:tcW w:type="dxa" w:w="4320"/>
+          </w:tcPr>
+          <w:p>
+            <w:r>
+              <w:rPr>
+                <w:rFonts w:ascii="Courier New" w:hAnsi="Courier New"/>
+                <w:sz w:val="18"/>
+              </w:rPr>
+              <w:t xml:space="preserve">    datos.js</w:t>
+            </w:r>
+          </w:p>
+        </w:tc>
+        <w:tc>
+          <w:tcPr>
+            <w:tcW w:type="dxa" w:w="4320"/>
+          </w:tcPr>
+          <w:p>
+            <w:r>
+              <w:rPr>
+                <w:sz w:val="20"/>
+              </w:rPr>
+              <w:t>Arrays con datos simulados de clientes, productos y pedidos</w:t>
+            </w:r>
+          </w:p>
+        </w:tc>
+      </w:tr>
+      <w:tr>
+        <w:tc>
+          <w:tcPr>
+            <w:tcW w:type="dxa" w:w="4320"/>
+          </w:tcPr>
+          <w:p>
+            <w:r>
+              <w:rPr>
+                <w:rFonts w:ascii="Courier New" w:hAnsi="Courier New"/>
+                <w:sz w:val="18"/>
+              </w:rPr>
+              <w:t xml:space="preserve">    clientes.js</w:t>
+            </w:r>
+          </w:p>
+        </w:tc>
+        <w:tc>
+          <w:tcPr>
+            <w:tcW w:type="dxa" w:w="4320"/>
+          </w:tcPr>
+          <w:p>
+            <w:r>
+              <w:rPr>
+                <w:sz w:val="20"/>
+              </w:rPr>
+              <w:t>Funciones del módulo clientes</w:t>
+            </w:r>
+          </w:p>
+        </w:tc>
+      </w:tr>
+      <w:tr>
+        <w:tc>
+          <w:tcPr>
+            <w:tcW w:type="dxa" w:w="4320"/>
+          </w:tcPr>
+          <w:p>
+            <w:r>
+              <w:rPr>
+                <w:rFonts w:ascii="Courier New" w:hAnsi="Courier New"/>
+                <w:sz w:val="18"/>
+              </w:rPr>
+              <w:t xml:space="preserve">    productos.js</w:t>
+            </w:r>
+          </w:p>
+        </w:tc>
+        <w:tc>
+          <w:tcPr>
+            <w:tcW w:type="dxa" w:w="4320"/>
+          </w:tcPr>
+          <w:p>
+            <w:r>
+              <w:rPr>
+                <w:sz w:val="20"/>
+              </w:rPr>
+              <w:t>Funciones del módulo productos</w:t>
+            </w:r>
+          </w:p>
+        </w:tc>
+      </w:tr>
+      <w:tr>
+        <w:tc>
+          <w:tcPr>
+            <w:tcW w:type="dxa" w:w="4320"/>
+          </w:tcPr>
+          <w:p>
+            <w:r>
+              <w:rPr>
+                <w:rFonts w:ascii="Courier New" w:hAnsi="Courier New"/>
+                <w:sz w:val="18"/>
+              </w:rPr>
+              <w:t xml:space="preserve">    pedidos.js</w:t>
+            </w:r>
+          </w:p>
+        </w:tc>
+        <w:tc>
+          <w:tcPr>
+            <w:tcW w:type="dxa" w:w="4320"/>
+          </w:tcPr>
+          <w:p>
+            <w:r>
+              <w:rPr>
+                <w:sz w:val="20"/>
+              </w:rPr>
+              <w:t>Funciones del módulo pedidos</w:t>
+            </w:r>
+          </w:p>
+        </w:tc>
+      </w:tr>
+      <w:tr>
+        <w:tc>
+          <w:tcPr>
+            <w:tcW w:type="dxa" w:w="4320"/>
+          </w:tcPr>
+          <w:p>
+            <w:r>
+              <w:rPr>
+                <w:rFonts w:ascii="Courier New" w:hAnsi="Courier New"/>
+                <w:sz w:val="18"/>
+              </w:rPr>
+              <w:t xml:space="preserve">  img/</w:t>
+            </w:r>
+          </w:p>
+        </w:tc>
+        <w:tc>
+          <w:tcPr>
+            <w:tcW w:type="dxa" w:w="4320"/>
+          </w:tcPr>
+          <w:p>
+            <w:r>
+              <w:rPr>
+                <w:sz w:val="20"/>
+              </w:rPr>
+              <w:t>Imágenes, logos e íconos del sistema</w:t>
+            </w:r>
+          </w:p>
+        </w:tc>
+      </w:tr>
+      <w:tr>
+        <w:tc>
+          <w:tcPr>
+            <w:tcW w:type="dxa" w:w="4320"/>
+          </w:tcPr>
+          <w:p>
+            <w:r>
+              <w:rPr>
+                <w:rFonts w:ascii="Courier New" w:hAnsi="Courier New"/>
+                <w:sz w:val="18"/>
+              </w:rPr>
+              <w:t xml:space="preserve">  audio/</w:t>
+            </w:r>
+          </w:p>
+        </w:tc>
+        <w:tc>
+          <w:tcPr>
+            <w:tcW w:type="dxa" w:w="4320"/>
+          </w:tcPr>
+          <w:p>
+            <w:r>
+              <w:rPr>
+                <w:sz w:val="20"/>
+              </w:rPr>
+              <w:t>Archivos de audio para notificaciones (si aplica)</w:t>
+            </w:r>
+          </w:p>
+        </w:tc>
+      </w:tr>
+    </w:tbl>
+    <w:p>
+      <w:r>
+        <w:br w:type="page"/>
+      </w:r>
+    </w:p>
+    <w:p>
+      <w:pPr>
+        <w:pStyle w:val="Heading2"/>
+        <w:jc w:val="left"/>
+      </w:pPr>
+      <w:r>
+        <w:rPr>
+          <w:b/>
+          <w:color w:val="1F3864"/>
+        </w:rPr>
+        <w:t>2.7  Validación Final de la Etapa 2 — Prompt 2.10</w:t>
+      </w:r>
+    </w:p>
+    <w:tbl>
+      <w:tblPr>
+        <w:tblStyle w:val="TableGrid"/>
+        <w:tblW w:type="auto" w:w="0"/>
+        <w:tblLook w:firstColumn="1" w:firstRow="1" w:lastColumn="0" w:lastRow="0" w:noHBand="0" w:noVBand="1" w:val="04A0"/>
+      </w:tblPr>
+      <w:tblGrid>
+        <w:gridCol w:w="4320"/>
+        <w:gridCol w:w="4320"/>
+      </w:tblGrid>
+      <w:tr>
+        <w:tc>
+          <w:tcPr>
+            <w:tcW w:type="dxa" w:w="4320"/>
+            <w:shd w:val="clear" w:color="auto" w:fill="1F3864"/>
+          </w:tcPr>
+          <w:p>
+            <w:pPr>
+              <w:jc w:val="center"/>
+            </w:pPr>
+            <w:r>
+              <w:rPr>
+                <w:b/>
+                <w:color w:val="FFFFFF"/>
+                <w:sz w:val="20"/>
+              </w:rPr>
+              <w:t>Criterio de validación</w:t>
+            </w:r>
+          </w:p>
+        </w:tc>
+        <w:tc>
+          <w:tcPr>
+            <w:tcW w:type="dxa" w:w="4320"/>
+            <w:shd w:val="clear" w:color="auto" w:fill="1F3864"/>
+          </w:tcPr>
+          <w:p>
+            <w:pPr>
+              <w:jc w:val="center"/>
+            </w:pPr>
+            <w:r>
+              <w:rPr>
+                <w:b/>
+                <w:color w:val="FFFFFF"/>
+                <w:sz w:val="20"/>
+              </w:rPr>
+              <w:t>Estado</w:t>
+            </w:r>
+          </w:p>
+        </w:tc>
+      </w:tr>
+      <w:tr>
+        <w:tc>
+          <w:tcPr>
+            <w:tcW w:type="dxa" w:w="4320"/>
+          </w:tcPr>
+          <w:p>
+            <w:r>
+              <w:rPr>
+                <w:sz w:val="20"/>
+              </w:rPr>
+              <w:t>Pantallas identificadas y documentadas (P01–P10)</w:t>
+            </w:r>
+          </w:p>
+        </w:tc>
+        <w:tc>
+          <w:tcPr>
+            <w:tcW w:type="dxa" w:w="4320"/>
+          </w:tcPr>
+          <w:p>
+            <w:pPr>
+              <w:jc w:val="center"/>
+            </w:pPr>
+            <w:r>
+              <w:rPr>
+                <w:sz w:val="20"/>
+              </w:rPr>
+              <w:t>✓</w:t>
+            </w:r>
+          </w:p>
+        </w:tc>
+      </w:tr>
+      <w:tr>
+        <w:tc>
+          <w:tcPr>
+            <w:tcW w:type="dxa" w:w="4320"/>
+          </w:tcPr>
+          <w:p>
+            <w:r>
+              <w:rPr>
+                <w:sz w:val="20"/>
+              </w:rPr>
+              <w:t>Mapa de navegación definido con flujos claros</w:t>
+            </w:r>
+          </w:p>
+        </w:tc>
+        <w:tc>
+          <w:tcPr>
+            <w:tcW w:type="dxa" w:w="4320"/>
+          </w:tcPr>
+          <w:p>
+            <w:pPr>
+              <w:jc w:val="center"/>
+            </w:pPr>
+            <w:r>
+              <w:rPr>
+                <w:sz w:val="20"/>
+              </w:rPr>
+              <w:t>✓</w:t>
+            </w:r>
+          </w:p>
+        </w:tc>
+      </w:tr>
+      <w:tr>
+        <w:tc>
+          <w:tcPr>
+            <w:tcW w:type="dxa" w:w="4320"/>
+          </w:tcPr>
+          <w:p>
+            <w:r>
+              <w:rPr>
+                <w:sz w:val="20"/>
+              </w:rPr>
+              <w:t>Formularios definidos con campos, tipos y validaciones</w:t>
+            </w:r>
+          </w:p>
+        </w:tc>
+        <w:tc>
+          <w:tcPr>
+            <w:tcW w:type="dxa" w:w="4320"/>
+          </w:tcPr>
+          <w:p>
+            <w:pPr>
+              <w:jc w:val="center"/>
+            </w:pPr>
+            <w:r>
+              <w:rPr>
+                <w:sz w:val="20"/>
+              </w:rPr>
+              <w:t>✓</w:t>
+            </w:r>
+          </w:p>
+        </w:tc>
+      </w:tr>
+      <w:tr>
+        <w:tc>
+          <w:tcPr>
+            <w:tcW w:type="dxa" w:w="4320"/>
+          </w:tcPr>
+          <w:p>
+            <w:r>
+              <w:rPr>
+                <w:sz w:val="20"/>
+              </w:rPr>
+              <w:t>Tablas y tarjetas definidas con datos y acciones</w:t>
+            </w:r>
+          </w:p>
+        </w:tc>
+        <w:tc>
+          <w:tcPr>
+            <w:tcW w:type="dxa" w:w="4320"/>
+          </w:tcPr>
+          <w:p>
+            <w:pPr>
+              <w:jc w:val="center"/>
+            </w:pPr>
+            <w:r>
+              <w:rPr>
+                <w:sz w:val="20"/>
+              </w:rPr>
+              <w:t>✓</w:t>
+            </w:r>
+          </w:p>
+        </w:tc>
+      </w:tr>
+      <w:tr>
+        <w:tc>
+          <w:tcPr>
+            <w:tcW w:type="dxa" w:w="4320"/>
+          </w:tcPr>
+          <w:p>
+            <w:r>
+              <w:rPr>
+                <w:sz w:val="20"/>
+              </w:rPr>
+              <w:t>Datos simulados coherentes con el sistema</w:t>
+            </w:r>
+          </w:p>
+        </w:tc>
+        <w:tc>
+          <w:tcPr>
+            <w:tcW w:type="dxa" w:w="4320"/>
+          </w:tcPr>
+          <w:p>
+            <w:pPr>
+              <w:jc w:val="center"/>
+            </w:pPr>
+            <w:r>
+              <w:rPr>
+                <w:sz w:val="20"/>
+              </w:rPr>
+              <w:t>✓</w:t>
+            </w:r>
+          </w:p>
+        </w:tc>
+      </w:tr>
+      <w:tr>
+        <w:tc>
+          <w:tcPr>
+            <w:tcW w:type="dxa" w:w="4320"/>
+          </w:tcPr>
+          <w:p>
+            <w:r>
+              <w:rPr>
+                <w:sz w:val="20"/>
+              </w:rPr>
+              <w:t>Validaciones básicas del lado del cliente definidas</w:t>
+            </w:r>
+          </w:p>
+        </w:tc>
+        <w:tc>
+          <w:tcPr>
+            <w:tcW w:type="dxa" w:w="4320"/>
+          </w:tcPr>
+          <w:p>
+            <w:pPr>
+              <w:jc w:val="center"/>
+            </w:pPr>
+            <w:r>
+              <w:rPr>
+                <w:sz w:val="20"/>
+              </w:rPr>
+              <w:t>✓</w:t>
+            </w:r>
+          </w:p>
+        </w:tc>
+      </w:tr>
+      <w:tr>
+        <w:tc>
+          <w:tcPr>
+            <w:tcW w:type="dxa" w:w="4320"/>
+          </w:tcPr>
+          <w:p>
+            <w:r>
+              <w:rPr>
+                <w:sz w:val="20"/>
+              </w:rPr>
+              <w:t>Estructura de carpetas organizada y documentada</w:t>
+            </w:r>
+          </w:p>
+        </w:tc>
+        <w:tc>
+          <w:tcPr>
+            <w:tcW w:type="dxa" w:w="4320"/>
+          </w:tcPr>
+          <w:p>
+            <w:pPr>
+              <w:jc w:val="center"/>
+            </w:pPr>
+            <w:r>
+              <w:rPr>
+                <w:sz w:val="20"/>
+              </w:rPr>
+              <w:t>✓</w:t>
+            </w:r>
+          </w:p>
+        </w:tc>
+      </w:tr>
+      <w:tr>
+        <w:tc>
+          <w:tcPr>
+            <w:tcW w:type="dxa" w:w="4320"/>
+          </w:tcPr>
+          <w:p>
+            <w:r>
+              <w:rPr>
+                <w:sz w:val="20"/>
+              </w:rPr>
+              <w:t>Coherencia con los requerimientos aprobados en Etapa 1</w:t>
+            </w:r>
+          </w:p>
+        </w:tc>
+        <w:tc>
+          <w:tcPr>
+            <w:tcW w:type="dxa" w:w="4320"/>
+          </w:tcPr>
+          <w:p>
+            <w:pPr>
+              <w:jc w:val="center"/>
+            </w:pPr>
+            <w:r>
+              <w:rPr>
+                <w:sz w:val="20"/>
+              </w:rPr>
+              <w:t>✓</w:t>
+            </w:r>
+          </w:p>
+        </w:tc>
+      </w:tr>
+    </w:tbl>
+    <w:p/>
+    <w:p>
+      <w:pPr>
+        <w:jc w:val="center"/>
+      </w:pPr>
+      <w:r>
+        <w:rPr>
+          <w:b/>
+          <w:color w:val="1F853C"/>
+          <w:sz w:val="24"/>
+        </w:rPr>
+        <w:t>RESULTADO: Aprobado para generar el frontend.</w:t>
       </w:r>
     </w:p>
     <w:sectPr>
